--- a/assets/docs/Soham_Sur.docx
+++ b/assets/docs/Soham_Sur.docx
@@ -1,6 +1,6 @@
 
 <file path=word/document.xml><?xml version="1.0" encoding="utf-8"?>
-<w:document xmlns:wpc="http://schemas.microsoft.com/office/word/2010/wordprocessingCanvas" xmlns:cx="http://schemas.microsoft.com/office/drawing/2014/chartex" xmlns:cx1="http://schemas.microsoft.com/office/drawing/2015/9/8/chartex" xmlns:cx2="http://schemas.microsoft.com/office/drawing/2015/10/21/chartex" xmlns:cx3="http://schemas.microsoft.com/office/drawing/2016/5/9/chartex" xmlns:cx4="http://schemas.microsoft.com/office/drawing/2016/5/10/chartex" xmlns:cx5="http://schemas.microsoft.com/office/drawing/2016/5/11/chartex" xmlns:cx6="http://schemas.microsoft.com/office/drawing/2016/5/12/chartex" xmlns:cx7="http://schemas.microsoft.com/office/drawing/2016/5/13/chartex" xmlns:cx8="http://schemas.microsoft.com/office/drawing/2016/5/14/chartex" xmlns:mc="http://schemas.openxmlformats.org/markup-compatibility/2006" xmlns:aink="http://schemas.microsoft.com/office/drawing/2016/ink" xmlns:am3d="http://schemas.microsoft.com/office/drawing/2017/model3d" xmlns:o="urn:schemas-microsoft-com:office:office" xmlns:oel="http://schemas.microsoft.com/office/2019/extlst" xmlns:r="http://schemas.openxmlformats.org/officeDocument/2006/relationships" xmlns:m="http://schemas.openxmlformats.org/officeDocument/2006/math" xmlns:v="urn:schemas-microsoft-com:vml" xmlns:wp14="http://schemas.microsoft.com/office/word/2010/wordprocessingDrawing" xmlns:wp="http://schemas.openxmlformats.org/drawingml/2006/wordprocessingDrawing" xmlns:w10="urn:schemas-microsoft-com:office:word" xmlns:w="http://schemas.openxmlformats.org/wordprocessingml/2006/main" xmlns:w14="http://schemas.microsoft.com/office/word/2010/wordml" xmlns:w15="http://schemas.microsoft.com/office/word/2012/wordml" xmlns:w16cex="http://schemas.microsoft.com/office/word/2018/wordml/cex" xmlns:w16cid="http://schemas.microsoft.com/office/word/2016/wordml/cid" xmlns:w16="http://schemas.microsoft.com/office/word/2018/wordml" xmlns:w16sdtdh="http://schemas.microsoft.com/office/word/2020/wordml/sdtdatahash" xmlns:w16se="http://schemas.microsoft.com/office/word/2015/wordml/symex" xmlns:wpg="http://schemas.microsoft.com/office/word/2010/wordprocessingGroup" xmlns:wpi="http://schemas.microsoft.com/office/word/2010/wordprocessingInk" xmlns:wne="http://schemas.microsoft.com/office/word/2006/wordml" xmlns:wps="http://schemas.microsoft.com/office/word/2010/wordprocessingShape" mc:Ignorable="w14 w15 w16se w16cid w16 w16cex w16sdtdh wp14">
+<w:document xmlns:wpc="http://schemas.microsoft.com/office/word/2010/wordprocessingCanvas" xmlns:cx="http://schemas.microsoft.com/office/drawing/2014/chartex" xmlns:cx1="http://schemas.microsoft.com/office/drawing/2015/9/8/chartex" xmlns:cx2="http://schemas.microsoft.com/office/drawing/2015/10/21/chartex" xmlns:cx3="http://schemas.microsoft.com/office/drawing/2016/5/9/chartex" xmlns:cx4="http://schemas.microsoft.com/office/drawing/2016/5/10/chartex" xmlns:cx5="http://schemas.microsoft.com/office/drawing/2016/5/11/chartex" xmlns:cx6="http://schemas.microsoft.com/office/drawing/2016/5/12/chartex" xmlns:cx7="http://schemas.microsoft.com/office/drawing/2016/5/13/chartex" xmlns:cx8="http://schemas.microsoft.com/office/drawing/2016/5/14/chartex" xmlns:mc="http://schemas.openxmlformats.org/markup-compatibility/2006" xmlns:aink="http://schemas.microsoft.com/office/drawing/2016/ink" xmlns:am3d="http://schemas.microsoft.com/office/drawing/2017/model3d" xmlns:o="urn:schemas-microsoft-com:office:office" xmlns:oel="http://schemas.microsoft.com/office/2019/extlst" xmlns:r="http://schemas.openxmlformats.org/officeDocument/2006/relationships" xmlns:m="http://schemas.openxmlformats.org/officeDocument/2006/math" xmlns:v="urn:schemas-microsoft-com:vml" xmlns:wp14="http://schemas.microsoft.com/office/word/2010/wordprocessingDrawing" xmlns:wp="http://schemas.openxmlformats.org/drawingml/2006/wordprocessingDrawing" xmlns:w10="urn:schemas-microsoft-com:office:word" xmlns:w="http://schemas.openxmlformats.org/wordprocessingml/2006/main" xmlns:w14="http://schemas.microsoft.com/office/word/2010/wordml" xmlns:w15="http://schemas.microsoft.com/office/word/2012/wordml" xmlns:w16cex="http://schemas.microsoft.com/office/word/2018/wordml/cex" xmlns:w16cid="http://schemas.microsoft.com/office/word/2016/wordml/cid" xmlns:w16="http://schemas.microsoft.com/office/word/2018/wordml" xmlns:w16du="http://schemas.microsoft.com/office/word/2023/wordml/word16du" xmlns:w16sdtdh="http://schemas.microsoft.com/office/word/2020/wordml/sdtdatahash" xmlns:w16sdtfl="http://schemas.microsoft.com/office/word/2024/wordml/sdtformatlock" xmlns:w16se="http://schemas.microsoft.com/office/word/2015/wordml/symex" xmlns:wpg="http://schemas.microsoft.com/office/word/2010/wordprocessingGroup" xmlns:wpi="http://schemas.microsoft.com/office/word/2010/wordprocessingInk" xmlns:wne="http://schemas.microsoft.com/office/word/2006/wordml" xmlns:wps="http://schemas.microsoft.com/office/word/2010/wordprocessingShape" mc:Ignorable="w14 w15 w16se w16cid w16 w16cex w16sdtdh w16sdtfl w16du wp14">
   <w:body>
     <w:p>
       <w:pPr>
@@ -64,7 +64,26 @@
           <w:sz w:val="28"/>
           <w:szCs w:val="20"/>
         </w:rPr>
-        <w:t>Programmer</w:t>
+        <w:t>Consultant</w:t>
+      </w:r>
+      <w:r>
+        <w:rPr>
+          <w:rFonts w:ascii="Trebuchet MS"/>
+          <w:spacing w:val="-4"/>
+          <w:w w:val="85"/>
+          <w:sz w:val="28"/>
+          <w:szCs w:val="20"/>
+        </w:rPr>
+        <w:t xml:space="preserve"> </w:t>
+      </w:r>
+      <w:r>
+        <w:rPr>
+          <w:rFonts w:ascii="Trebuchet MS"/>
+          <w:w w:val="85"/>
+          <w:sz w:val="28"/>
+          <w:szCs w:val="20"/>
+        </w:rPr>
+        <w:t>at</w:t>
       </w:r>
       <w:r>
         <w:rPr>
@@ -79,50 +98,12 @@
       <w:r>
         <w:rPr>
           <w:rFonts w:ascii="Trebuchet MS"/>
+          <w:spacing w:val="-2"/>
           <w:w w:val="85"/>
           <w:sz w:val="28"/>
           <w:szCs w:val="20"/>
         </w:rPr>
-        <w:t>Analyst</w:t>
-      </w:r>
-      <w:r>
-        <w:rPr>
-          <w:rFonts w:ascii="Trebuchet MS"/>
-          <w:spacing w:val="-4"/>
-          <w:w w:val="85"/>
-          <w:sz w:val="28"/>
-          <w:szCs w:val="20"/>
-        </w:rPr>
-        <w:t xml:space="preserve"> </w:t>
-      </w:r>
-      <w:r>
-        <w:rPr>
-          <w:rFonts w:ascii="Trebuchet MS"/>
-          <w:w w:val="85"/>
-          <w:sz w:val="28"/>
-          <w:szCs w:val="20"/>
-        </w:rPr>
-        <w:t>at</w:t>
-      </w:r>
-      <w:r>
-        <w:rPr>
-          <w:rFonts w:ascii="Trebuchet MS"/>
-          <w:spacing w:val="-5"/>
-          <w:w w:val="85"/>
-          <w:sz w:val="28"/>
-          <w:szCs w:val="20"/>
-        </w:rPr>
-        <w:t xml:space="preserve"> </w:t>
-      </w:r>
-      <w:r>
-        <w:rPr>
-          <w:rFonts w:ascii="Trebuchet MS"/>
-          <w:spacing w:val="-2"/>
-          <w:w w:val="85"/>
-          <w:sz w:val="28"/>
-          <w:szCs w:val="20"/>
-        </w:rPr>
-        <w:t>Cognizant</w:t>
+        <w:t>Deloitte</w:t>
       </w:r>
     </w:p>
     <w:p>
@@ -135,14 +116,42 @@
           <w:spacing w:val="-2"/>
           <w:w w:val="85"/>
         </w:rPr>
-        <w:t xml:space="preserve">4 Birendra Nath Sasmal Road, Kolkata, West </w:t>
+        <w:t>378-</w:t>
+      </w:r>
+      <w:r>
+        <w:rPr>
+          <w:spacing w:val="-2"/>
+          <w:w w:val="85"/>
+        </w:rPr>
+        <w:t>B, Road</w:t>
+      </w:r>
+      <w:r>
+        <w:rPr>
+          <w:spacing w:val="-2"/>
+          <w:w w:val="85"/>
+        </w:rPr>
+        <w:t xml:space="preserve"> No:30, Raghavendra Colony, Kondapur,</w:t>
+      </w:r>
+      <w:r>
+        <w:rPr>
+          <w:spacing w:val="-2"/>
+          <w:w w:val="85"/>
+        </w:rPr>
+        <w:t xml:space="preserve"> Hyderabad,</w:t>
+      </w:r>
+      <w:r>
+        <w:rPr>
+          <w:spacing w:val="-2"/>
+          <w:w w:val="85"/>
+        </w:rPr>
+        <w:t xml:space="preserve"> Telangana</w:t>
       </w:r>
       <w:r>
         <w:rPr>
           <w:spacing w:val="-2"/>
           <w:w w:val="95"/>
         </w:rPr>
-        <w:t>Bengal,</w:t>
+        <w:t>,</w:t>
       </w:r>
       <w:r>
         <w:rPr>
@@ -170,7 +179,7 @@
           <w:spacing w:val="-2"/>
           <w:w w:val="95"/>
         </w:rPr>
-        <w:t>700114</w:t>
+        <w:t>500084</w:t>
       </w:r>
     </w:p>
     <w:p>
@@ -315,7 +324,7 @@
         </w:rPr>
         <w:t xml:space="preserve"> </w:t>
       </w:r>
-      <w:hyperlink r:id="rId4">
+      <w:hyperlink r:id="rId5">
         <w:r>
           <w:rPr>
             <w:spacing w:val="-2"/>
@@ -347,6 +356,7 @@
         <w:jc w:val="both"/>
         <w:rPr>
           <w:rFonts w:asciiTheme="minorHAnsi" w:hAnsiTheme="minorHAnsi" w:cstheme="minorHAnsi"/>
+          <w:w w:val="85"/>
         </w:rPr>
       </w:pPr>
       <w:r>
@@ -354,15 +364,7 @@
           <w:rFonts w:asciiTheme="minorHAnsi" w:hAnsiTheme="minorHAnsi" w:cstheme="minorHAnsi"/>
           <w:w w:val="85"/>
         </w:rPr>
-        <w:t>Results-oriented</w:t>
-      </w:r>
-      <w:r>
-        <w:rPr>
-          <w:rFonts w:asciiTheme="minorHAnsi" w:hAnsiTheme="minorHAnsi" w:cstheme="minorHAnsi"/>
-          <w:spacing w:val="-2"/>
-          <w:w w:val="85"/>
-        </w:rPr>
-        <w:t xml:space="preserve"> </w:t>
+        <w:t xml:space="preserve">Results-oriented </w:t>
       </w:r>
       <w:r>
         <w:rPr>
@@ -371,17 +373,16 @@
           <w:bCs/>
           <w:w w:val="85"/>
         </w:rPr>
-        <w:t>QA</w:t>
+        <w:t>SDET (Software Development Engineer in Test) with 5</w:t>
       </w:r>
       <w:r>
         <w:rPr>
           <w:rFonts w:asciiTheme="minorHAnsi" w:hAnsiTheme="minorHAnsi" w:cstheme="minorHAnsi"/>
           <w:b/>
           <w:bCs/>
-          <w:spacing w:val="-2"/>
-          <w:w w:val="85"/>
-        </w:rPr>
-        <w:t xml:space="preserve"> </w:t>
+          <w:w w:val="85"/>
+        </w:rPr>
+        <w:t>.</w:t>
       </w:r>
       <w:r>
         <w:rPr>
@@ -390,439 +391,24 @@
           <w:bCs/>
           <w:w w:val="85"/>
         </w:rPr>
-        <w:t>Engineer</w:t>
+        <w:t>6</w:t>
       </w:r>
       <w:r>
         <w:rPr>
           <w:rFonts w:asciiTheme="minorHAnsi" w:hAnsiTheme="minorHAnsi" w:cstheme="minorHAnsi"/>
           <w:b/>
           <w:bCs/>
-          <w:spacing w:val="-2"/>
-          <w:w w:val="85"/>
-        </w:rPr>
-        <w:t xml:space="preserve"> </w:t>
-      </w:r>
-      <w:r>
-        <w:rPr>
-          <w:rFonts w:asciiTheme="minorHAnsi" w:hAnsiTheme="minorHAnsi" w:cstheme="minorHAnsi"/>
-          <w:b/>
-          <w:bCs/>
-          <w:w w:val="85"/>
-        </w:rPr>
-        <w:t>with</w:t>
-      </w:r>
-      <w:r>
-        <w:rPr>
-          <w:rFonts w:asciiTheme="minorHAnsi" w:hAnsiTheme="minorHAnsi" w:cstheme="minorHAnsi"/>
-          <w:b/>
-          <w:bCs/>
-          <w:spacing w:val="-2"/>
-          <w:w w:val="85"/>
-        </w:rPr>
-        <w:t xml:space="preserve"> </w:t>
-      </w:r>
-      <w:r>
-        <w:rPr>
-          <w:rFonts w:asciiTheme="minorHAnsi" w:hAnsiTheme="minorHAnsi" w:cstheme="minorHAnsi"/>
-          <w:b/>
-          <w:bCs/>
-          <w:w w:val="85"/>
-        </w:rPr>
-        <w:t>3+</w:t>
-      </w:r>
-      <w:r>
-        <w:rPr>
-          <w:rFonts w:asciiTheme="minorHAnsi" w:hAnsiTheme="minorHAnsi" w:cstheme="minorHAnsi"/>
-          <w:b/>
-          <w:bCs/>
-          <w:spacing w:val="-2"/>
-          <w:w w:val="85"/>
-        </w:rPr>
-        <w:t xml:space="preserve"> </w:t>
-      </w:r>
-      <w:r>
-        <w:rPr>
-          <w:rFonts w:asciiTheme="minorHAnsi" w:hAnsiTheme="minorHAnsi" w:cstheme="minorHAnsi"/>
-          <w:b/>
-          <w:bCs/>
-          <w:w w:val="85"/>
-        </w:rPr>
-        <w:t>years</w:t>
-      </w:r>
-      <w:r>
-        <w:rPr>
-          <w:rFonts w:asciiTheme="minorHAnsi" w:hAnsiTheme="minorHAnsi" w:cstheme="minorHAnsi"/>
-          <w:spacing w:val="-2"/>
-          <w:w w:val="85"/>
-        </w:rPr>
-        <w:t xml:space="preserve"> </w:t>
-      </w:r>
-      <w:r>
-        <w:rPr>
-          <w:rFonts w:asciiTheme="minorHAnsi" w:hAnsiTheme="minorHAnsi" w:cstheme="minorHAnsi"/>
-          <w:w w:val="85"/>
-        </w:rPr>
-        <w:t>of</w:t>
-      </w:r>
-      <w:r>
-        <w:rPr>
-          <w:rFonts w:asciiTheme="minorHAnsi" w:hAnsiTheme="minorHAnsi" w:cstheme="minorHAnsi"/>
-          <w:spacing w:val="-2"/>
-          <w:w w:val="85"/>
-        </w:rPr>
-        <w:t xml:space="preserve"> </w:t>
-      </w:r>
-      <w:r>
-        <w:rPr>
-          <w:rFonts w:asciiTheme="minorHAnsi" w:hAnsiTheme="minorHAnsi" w:cstheme="minorHAnsi"/>
-          <w:w w:val="85"/>
-        </w:rPr>
-        <w:t>hands-on</w:t>
-      </w:r>
-      <w:r>
-        <w:rPr>
-          <w:rFonts w:asciiTheme="minorHAnsi" w:hAnsiTheme="minorHAnsi" w:cstheme="minorHAnsi"/>
-          <w:spacing w:val="-2"/>
-          <w:w w:val="85"/>
-        </w:rPr>
-        <w:t xml:space="preserve"> </w:t>
-      </w:r>
-      <w:r>
-        <w:rPr>
-          <w:rFonts w:asciiTheme="minorHAnsi" w:hAnsiTheme="minorHAnsi" w:cstheme="minorHAnsi"/>
-          <w:w w:val="85"/>
-        </w:rPr>
-        <w:t>experience</w:t>
-      </w:r>
-      <w:r>
-        <w:rPr>
-          <w:rFonts w:asciiTheme="minorHAnsi" w:hAnsiTheme="minorHAnsi" w:cstheme="minorHAnsi"/>
-          <w:spacing w:val="-2"/>
-          <w:w w:val="85"/>
-        </w:rPr>
-        <w:t xml:space="preserve"> </w:t>
-      </w:r>
-      <w:r>
-        <w:rPr>
-          <w:rFonts w:asciiTheme="minorHAnsi" w:hAnsiTheme="minorHAnsi" w:cstheme="minorHAnsi"/>
-          <w:w w:val="85"/>
-        </w:rPr>
-        <w:t>in</w:t>
-      </w:r>
-      <w:r>
-        <w:rPr>
-          <w:rFonts w:asciiTheme="minorHAnsi" w:hAnsiTheme="minorHAnsi" w:cstheme="minorHAnsi"/>
-          <w:spacing w:val="-2"/>
-          <w:w w:val="85"/>
-        </w:rPr>
-        <w:t xml:space="preserve"> </w:t>
-      </w:r>
-      <w:r>
-        <w:rPr>
-          <w:rFonts w:asciiTheme="minorHAnsi" w:hAnsiTheme="minorHAnsi" w:cstheme="minorHAnsi"/>
-          <w:w w:val="85"/>
-        </w:rPr>
-        <w:t>software</w:t>
-      </w:r>
-      <w:r>
-        <w:rPr>
-          <w:rFonts w:asciiTheme="minorHAnsi" w:hAnsiTheme="minorHAnsi" w:cstheme="minorHAnsi"/>
-          <w:spacing w:val="-2"/>
-          <w:w w:val="85"/>
-        </w:rPr>
-        <w:t xml:space="preserve"> </w:t>
-      </w:r>
-      <w:r>
-        <w:rPr>
-          <w:rFonts w:asciiTheme="minorHAnsi" w:hAnsiTheme="minorHAnsi" w:cstheme="minorHAnsi"/>
-          <w:w w:val="85"/>
-        </w:rPr>
-        <w:t>testing</w:t>
-      </w:r>
-      <w:r>
-        <w:rPr>
-          <w:rFonts w:asciiTheme="minorHAnsi" w:hAnsiTheme="minorHAnsi" w:cstheme="minorHAnsi"/>
-          <w:spacing w:val="-2"/>
-          <w:w w:val="85"/>
-        </w:rPr>
-        <w:t xml:space="preserve"> </w:t>
-      </w:r>
-      <w:r>
-        <w:rPr>
-          <w:rFonts w:asciiTheme="minorHAnsi" w:hAnsiTheme="minorHAnsi" w:cstheme="minorHAnsi"/>
-          <w:w w:val="85"/>
-        </w:rPr>
-        <w:t>and</w:t>
-      </w:r>
-      <w:r>
-        <w:rPr>
-          <w:rFonts w:asciiTheme="minorHAnsi" w:hAnsiTheme="minorHAnsi" w:cstheme="minorHAnsi"/>
-          <w:spacing w:val="-2"/>
-          <w:w w:val="85"/>
-        </w:rPr>
-        <w:t xml:space="preserve"> </w:t>
-      </w:r>
-      <w:r>
-        <w:rPr>
-          <w:rFonts w:asciiTheme="minorHAnsi" w:hAnsiTheme="minorHAnsi" w:cstheme="minorHAnsi"/>
-          <w:w w:val="85"/>
-        </w:rPr>
-        <w:t xml:space="preserve">quality </w:t>
-      </w:r>
-      <w:r>
-        <w:rPr>
-          <w:rFonts w:asciiTheme="minorHAnsi" w:hAnsiTheme="minorHAnsi" w:cstheme="minorHAnsi"/>
-          <w:spacing w:val="-2"/>
-          <w:w w:val="85"/>
-        </w:rPr>
-        <w:t xml:space="preserve">assurance. </w:t>
-      </w:r>
-      <w:r>
-        <w:rPr>
-          <w:rFonts w:asciiTheme="minorHAnsi" w:hAnsiTheme="minorHAnsi" w:cstheme="minorHAnsi"/>
-          <w:spacing w:val="-2"/>
-          <w:w w:val="85"/>
-        </w:rPr>
-        <w:t>Expertise</w:t>
-      </w:r>
-      <w:r>
-        <w:rPr>
-          <w:rFonts w:asciiTheme="minorHAnsi" w:hAnsiTheme="minorHAnsi" w:cstheme="minorHAnsi"/>
-          <w:spacing w:val="-2"/>
-          <w:w w:val="85"/>
-        </w:rPr>
-        <w:t xml:space="preserve"> in designing and executing test plans, </w:t>
-      </w:r>
-      <w:proofErr w:type="gramStart"/>
-      <w:r>
-        <w:rPr>
-          <w:rFonts w:asciiTheme="minorHAnsi" w:hAnsiTheme="minorHAnsi" w:cstheme="minorHAnsi"/>
-          <w:spacing w:val="-2"/>
-          <w:w w:val="85"/>
-        </w:rPr>
-        <w:t>identifying</w:t>
-      </w:r>
-      <w:proofErr w:type="gramEnd"/>
-      <w:r>
-        <w:rPr>
-          <w:rFonts w:asciiTheme="minorHAnsi" w:hAnsiTheme="minorHAnsi" w:cstheme="minorHAnsi"/>
-          <w:spacing w:val="-2"/>
-          <w:w w:val="85"/>
-        </w:rPr>
-        <w:t xml:space="preserve"> and documenting defects, and </w:t>
-      </w:r>
-      <w:r>
-        <w:rPr>
-          <w:rFonts w:asciiTheme="minorHAnsi" w:hAnsiTheme="minorHAnsi" w:cstheme="minorHAnsi"/>
-          <w:w w:val="85"/>
-        </w:rPr>
-        <w:t>collaborating</w:t>
-      </w:r>
-      <w:r>
-        <w:rPr>
-          <w:rFonts w:asciiTheme="minorHAnsi" w:hAnsiTheme="minorHAnsi" w:cstheme="minorHAnsi"/>
-          <w:spacing w:val="-6"/>
-          <w:w w:val="85"/>
-        </w:rPr>
-        <w:t xml:space="preserve"> </w:t>
-      </w:r>
-      <w:r>
-        <w:rPr>
-          <w:rFonts w:asciiTheme="minorHAnsi" w:hAnsiTheme="minorHAnsi" w:cstheme="minorHAnsi"/>
-          <w:w w:val="85"/>
-        </w:rPr>
-        <w:t>with</w:t>
-      </w:r>
-      <w:r>
-        <w:rPr>
-          <w:rFonts w:asciiTheme="minorHAnsi" w:hAnsiTheme="minorHAnsi" w:cstheme="minorHAnsi"/>
-          <w:spacing w:val="-6"/>
-          <w:w w:val="85"/>
-        </w:rPr>
-        <w:t xml:space="preserve"> </w:t>
-      </w:r>
-      <w:r>
-        <w:rPr>
-          <w:rFonts w:asciiTheme="minorHAnsi" w:hAnsiTheme="minorHAnsi" w:cstheme="minorHAnsi"/>
-          <w:w w:val="85"/>
-        </w:rPr>
-        <w:t>cross-functional</w:t>
-      </w:r>
-      <w:r>
-        <w:rPr>
-          <w:rFonts w:asciiTheme="minorHAnsi" w:hAnsiTheme="minorHAnsi" w:cstheme="minorHAnsi"/>
-          <w:spacing w:val="-6"/>
-          <w:w w:val="85"/>
-        </w:rPr>
-        <w:t xml:space="preserve"> </w:t>
-      </w:r>
-      <w:r>
-        <w:rPr>
-          <w:rFonts w:asciiTheme="minorHAnsi" w:hAnsiTheme="minorHAnsi" w:cstheme="minorHAnsi"/>
-          <w:w w:val="85"/>
-        </w:rPr>
-        <w:t>teams</w:t>
-      </w:r>
-      <w:r>
-        <w:rPr>
-          <w:rFonts w:asciiTheme="minorHAnsi" w:hAnsiTheme="minorHAnsi" w:cstheme="minorHAnsi"/>
-          <w:spacing w:val="-6"/>
-          <w:w w:val="85"/>
-        </w:rPr>
-        <w:t xml:space="preserve"> </w:t>
-      </w:r>
-      <w:r>
-        <w:rPr>
-          <w:rFonts w:asciiTheme="minorHAnsi" w:hAnsiTheme="minorHAnsi" w:cstheme="minorHAnsi"/>
-          <w:w w:val="85"/>
-        </w:rPr>
-        <w:t>to</w:t>
-      </w:r>
-      <w:r>
-        <w:rPr>
-          <w:rFonts w:asciiTheme="minorHAnsi" w:hAnsiTheme="minorHAnsi" w:cstheme="minorHAnsi"/>
-          <w:spacing w:val="-6"/>
-          <w:w w:val="85"/>
-        </w:rPr>
-        <w:t xml:space="preserve"> </w:t>
-      </w:r>
-      <w:r>
-        <w:rPr>
-          <w:rFonts w:asciiTheme="minorHAnsi" w:hAnsiTheme="minorHAnsi" w:cstheme="minorHAnsi"/>
-          <w:w w:val="85"/>
-        </w:rPr>
-        <w:t>ensure</w:t>
-      </w:r>
-      <w:r>
-        <w:rPr>
-          <w:rFonts w:asciiTheme="minorHAnsi" w:hAnsiTheme="minorHAnsi" w:cstheme="minorHAnsi"/>
-          <w:spacing w:val="-6"/>
-          <w:w w:val="85"/>
-        </w:rPr>
-        <w:t xml:space="preserve"> </w:t>
-      </w:r>
-      <w:r>
-        <w:rPr>
-          <w:rFonts w:asciiTheme="minorHAnsi" w:hAnsiTheme="minorHAnsi" w:cstheme="minorHAnsi"/>
-          <w:w w:val="85"/>
-        </w:rPr>
-        <w:t>the</w:t>
-      </w:r>
-      <w:r>
-        <w:rPr>
-          <w:rFonts w:asciiTheme="minorHAnsi" w:hAnsiTheme="minorHAnsi" w:cstheme="minorHAnsi"/>
-          <w:spacing w:val="-6"/>
-          <w:w w:val="85"/>
-        </w:rPr>
-        <w:t xml:space="preserve"> </w:t>
-      </w:r>
-      <w:r>
-        <w:rPr>
-          <w:rFonts w:asciiTheme="minorHAnsi" w:hAnsiTheme="minorHAnsi" w:cstheme="minorHAnsi"/>
-          <w:w w:val="85"/>
-        </w:rPr>
-        <w:t>delivery</w:t>
-      </w:r>
-      <w:r>
-        <w:rPr>
-          <w:rFonts w:asciiTheme="minorHAnsi" w:hAnsiTheme="minorHAnsi" w:cstheme="minorHAnsi"/>
-          <w:spacing w:val="-6"/>
-          <w:w w:val="85"/>
-        </w:rPr>
-        <w:t xml:space="preserve"> </w:t>
-      </w:r>
-      <w:r>
-        <w:rPr>
-          <w:rFonts w:asciiTheme="minorHAnsi" w:hAnsiTheme="minorHAnsi" w:cstheme="minorHAnsi"/>
-          <w:w w:val="85"/>
-        </w:rPr>
-        <w:t>of</w:t>
-      </w:r>
-      <w:r>
-        <w:rPr>
-          <w:rFonts w:asciiTheme="minorHAnsi" w:hAnsiTheme="minorHAnsi" w:cstheme="minorHAnsi"/>
-          <w:spacing w:val="-6"/>
-          <w:w w:val="85"/>
-        </w:rPr>
-        <w:t xml:space="preserve"> </w:t>
-      </w:r>
-      <w:r>
-        <w:rPr>
-          <w:rFonts w:asciiTheme="minorHAnsi" w:hAnsiTheme="minorHAnsi" w:cstheme="minorHAnsi"/>
-          <w:w w:val="85"/>
-        </w:rPr>
-        <w:t>high-quality</w:t>
-      </w:r>
-      <w:r>
-        <w:rPr>
-          <w:rFonts w:asciiTheme="minorHAnsi" w:hAnsiTheme="minorHAnsi" w:cstheme="minorHAnsi"/>
-          <w:spacing w:val="-6"/>
-          <w:w w:val="85"/>
-        </w:rPr>
-        <w:t xml:space="preserve"> </w:t>
-      </w:r>
-      <w:r>
-        <w:rPr>
-          <w:rFonts w:asciiTheme="minorHAnsi" w:hAnsiTheme="minorHAnsi" w:cstheme="minorHAnsi"/>
-          <w:w w:val="85"/>
-        </w:rPr>
-        <w:t>software</w:t>
-      </w:r>
-      <w:r>
-        <w:rPr>
-          <w:rFonts w:asciiTheme="minorHAnsi" w:hAnsiTheme="minorHAnsi" w:cstheme="minorHAnsi"/>
-          <w:spacing w:val="-6"/>
-          <w:w w:val="85"/>
-        </w:rPr>
-        <w:t xml:space="preserve"> </w:t>
-      </w:r>
-      <w:r>
-        <w:rPr>
-          <w:rFonts w:asciiTheme="minorHAnsi" w:hAnsiTheme="minorHAnsi" w:cstheme="minorHAnsi"/>
-          <w:w w:val="85"/>
-        </w:rPr>
-        <w:t>products.</w:t>
-      </w:r>
-      <w:r>
-        <w:rPr>
-          <w:rFonts w:asciiTheme="minorHAnsi" w:hAnsiTheme="minorHAnsi" w:cstheme="minorHAnsi"/>
-          <w:spacing w:val="-6"/>
-          <w:w w:val="85"/>
-        </w:rPr>
-        <w:t xml:space="preserve"> </w:t>
-      </w:r>
-      <w:r>
-        <w:rPr>
-          <w:rFonts w:asciiTheme="minorHAnsi" w:hAnsiTheme="minorHAnsi" w:cstheme="minorHAnsi"/>
-          <w:w w:val="85"/>
-        </w:rPr>
-        <w:t xml:space="preserve">Seeking </w:t>
-      </w:r>
-      <w:r>
-        <w:rPr>
-          <w:rFonts w:asciiTheme="minorHAnsi" w:hAnsiTheme="minorHAnsi" w:cstheme="minorHAnsi"/>
-          <w:spacing w:val="-2"/>
-          <w:w w:val="85"/>
-        </w:rPr>
-        <w:t xml:space="preserve">to leverage my skills and experience in a challenging QA Test Engineer role to contribute to the success of </w:t>
-      </w:r>
-      <w:r>
-        <w:rPr>
-          <w:rFonts w:asciiTheme="minorHAnsi" w:hAnsiTheme="minorHAnsi" w:cstheme="minorHAnsi"/>
-          <w:w w:val="85"/>
-        </w:rPr>
-        <w:t>innovative projects and enhance overall product quality.</w:t>
-      </w:r>
-    </w:p>
-    <w:p>
-      <w:pPr>
-        <w:pStyle w:val="BodyText"/>
-        <w:ind w:left="0"/>
-        <w:rPr>
-          <w:rFonts w:ascii="Arial"/>
-          <w:sz w:val="20"/>
-        </w:rPr>
-      </w:pPr>
+          <w:w w:val="85"/>
+        </w:rPr>
+        <w:t xml:space="preserve"> years</w:t>
+      </w:r>
+      <w:r>
+        <w:rPr>
+          <w:rFonts w:asciiTheme="minorHAnsi" w:hAnsiTheme="minorHAnsi" w:cstheme="minorHAnsi"/>
+          <w:w w:val="85"/>
+        </w:rPr>
+        <w:t xml:space="preserve"> of hands-on experience in software testing, automation, and quality assurance. Proficient in designing and implementing robust test automation frameworks, developing and executing comprehensive test plans, and identifying and documenting defects. Experienced in collaborating with cross-functional teams to ensure the delivery of high-quality, reliable software products. Seeking to leverage my technical and analytical skills in a challenging SDET role to drive innovation, improve testing efficiency, and enhance overall product quality.</w:t>
+      </w:r>
     </w:p>
     <w:p>
       <w:pPr>
@@ -956,7 +542,7 @@
           </mc:Choice>
           <mc:Fallback>
             <w:pict>
-              <v:group w14:anchorId="3AC7F117" id="Group 1" o:spid="_x0000_s1026" style="width:460.9pt;height:.75pt;mso-position-horizontal-relative:char;mso-position-vertical-relative:line" coordsize="58534,95" o:gfxdata="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">
+              <v:group w14:anchorId="1CBECE3D" id="Group 1" o:spid="_x0000_s1026" style="width:460.9pt;height:.75pt;mso-position-horizontal-relative:char;mso-position-vertical-relative:line" coordsize="58534,95" o:gfxdata="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">
                 <v:shape id="Graphic 2" o:spid="_x0000_s1027" style="position:absolute;width:58534;height:95;visibility:visible;mso-wrap-style:square;v-text-anchor:top" coordsize="5853430,9525" o:gfxdata="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" path="m5852956,9517l,9517,,,5852956,r,9517xe" fillcolor="#2964ac" stroked="f">
                   <v:path arrowok="t"/>
                 </v:shape>
@@ -965,6 +551,465 @@
             </w:pict>
           </mc:Fallback>
         </mc:AlternateContent>
+      </w:r>
+    </w:p>
+    <w:p>
+      <w:pPr>
+        <w:pStyle w:val="BodyText"/>
+        <w:tabs>
+          <w:tab w:val="left" w:pos="7581"/>
+        </w:tabs>
+        <w:spacing w:before="173" w:line="230" w:lineRule="auto"/>
+        <w:ind w:right="101"/>
+        <w:rPr>
+          <w:b/>
+          <w:bCs/>
+          <w:spacing w:val="-2"/>
+          <w:w w:val="95"/>
+        </w:rPr>
+      </w:pPr>
+      <w:r>
+        <w:rPr>
+          <w:rFonts w:ascii="Arial"/>
+          <w:b/>
+          <w:bCs/>
+          <w:w w:val="95"/>
+        </w:rPr>
+        <w:t xml:space="preserve">Deloitte </w:t>
+      </w:r>
+      <w:r>
+        <w:rPr>
+          <w:rFonts w:ascii="Arial"/>
+          <w:b/>
+          <w:bCs/>
+          <w:w w:val="95"/>
+        </w:rPr>
+        <w:t>Consulting</w:t>
+      </w:r>
+      <w:r>
+        <w:rPr>
+          <w:rFonts w:ascii="Arial"/>
+          <w:b/>
+          <w:bCs/>
+          <w:w w:val="95"/>
+        </w:rPr>
+        <w:t xml:space="preserve"> India</w:t>
+      </w:r>
+      <w:r>
+        <w:rPr>
+          <w:rFonts w:ascii="Arial"/>
+          <w:b/>
+          <w:bCs/>
+          <w:w w:val="95"/>
+        </w:rPr>
+        <w:t xml:space="preserve"> Pvt Ltd (USI)</w:t>
+      </w:r>
+      <w:r>
+        <w:rPr>
+          <w:rFonts w:ascii="Arial"/>
+          <w:b/>
+          <w:bCs/>
+          <w:w w:val="95"/>
+        </w:rPr>
+        <w:t>,</w:t>
+      </w:r>
+      <w:r>
+        <w:rPr>
+          <w:rFonts w:ascii="Arial"/>
+          <w:b/>
+          <w:bCs/>
+          <w:w w:val="95"/>
+        </w:rPr>
+        <w:t xml:space="preserve"> </w:t>
+      </w:r>
+      <w:r>
+        <w:rPr>
+          <w:rFonts w:ascii="Arial"/>
+          <w:b/>
+          <w:bCs/>
+          <w:w w:val="95"/>
+        </w:rPr>
+        <w:t>Hyderabad</w:t>
+      </w:r>
+      <w:r>
+        <w:rPr>
+          <w:rFonts w:ascii="Arial"/>
+          <w:b/>
+          <w:bCs/>
+          <w:w w:val="95"/>
+        </w:rPr>
+        <w:t xml:space="preserve">, </w:t>
+      </w:r>
+      <w:r>
+        <w:rPr>
+          <w:rFonts w:ascii="Arial"/>
+          <w:b/>
+          <w:bCs/>
+          <w:w w:val="95"/>
+        </w:rPr>
+        <w:t>Telangana</w:t>
+      </w:r>
+      <w:r>
+        <w:rPr>
+          <w:rFonts w:ascii="Arial"/>
+          <w:b/>
+          <w:bCs/>
+          <w:w w:val="95"/>
+        </w:rPr>
+        <w:t>, India</w:t>
+      </w:r>
+      <w:r>
+        <w:rPr>
+          <w:rFonts w:ascii="Arial"/>
+        </w:rPr>
+        <w:tab/>
+      </w:r>
+      <w:r>
+        <w:rPr>
+          <w:w w:val="80"/>
+        </w:rPr>
+        <w:t xml:space="preserve">                </w:t>
+      </w:r>
+    </w:p>
+    <w:p>
+      <w:pPr>
+        <w:pStyle w:val="BodyText"/>
+        <w:tabs>
+          <w:tab w:val="left" w:pos="7581"/>
+        </w:tabs>
+        <w:spacing w:line="230" w:lineRule="auto"/>
+        <w:ind w:right="101"/>
+      </w:pPr>
+      <w:r>
+        <w:rPr>
+          <w:b/>
+          <w:bCs/>
+          <w:spacing w:val="-2"/>
+          <w:w w:val="95"/>
+        </w:rPr>
+        <w:t>Consultant</w:t>
+      </w:r>
+      <w:r>
+        <w:rPr>
+          <w:b/>
+          <w:bCs/>
+          <w:spacing w:val="-2"/>
+          <w:w w:val="95"/>
+        </w:rPr>
+        <w:tab/>
+      </w:r>
+      <w:r>
+        <w:rPr>
+          <w:w w:val="80"/>
+        </w:rPr>
+        <w:t xml:space="preserve">        </w:t>
+      </w:r>
+      <w:r>
+        <w:rPr>
+          <w:w w:val="80"/>
+        </w:rPr>
+        <w:t>J</w:t>
+      </w:r>
+      <w:r>
+        <w:rPr>
+          <w:w w:val="80"/>
+        </w:rPr>
+        <w:t>uly</w:t>
+      </w:r>
+      <w:r>
+        <w:rPr>
+          <w:w w:val="80"/>
+        </w:rPr>
+        <w:t xml:space="preserve"> 202</w:t>
+      </w:r>
+      <w:r>
+        <w:rPr>
+          <w:w w:val="80"/>
+        </w:rPr>
+        <w:t>4</w:t>
+      </w:r>
+      <w:r>
+        <w:rPr>
+          <w:w w:val="80"/>
+        </w:rPr>
+        <w:t xml:space="preserve"> - Present</w:t>
+      </w:r>
+    </w:p>
+    <w:p>
+      <w:pPr>
+        <w:pStyle w:val="BodyText"/>
+        <w:spacing w:before="21"/>
+        <w:rPr>
+          <w:spacing w:val="-2"/>
+          <w:w w:val="85"/>
+        </w:rPr>
+      </w:pPr>
+      <w:r>
+        <w:pict w14:anchorId="27BB2CD8">
+          <v:shapetype id="_x0000_t75" coordsize="21600,21600" o:spt="75" o:preferrelative="t" path="m@4@5l@4@11@9@11@9@5xe" filled="f" stroked="f">
+            <v:stroke joinstyle="miter"/>
+            <v:formulas>
+              <v:f eqn="if lineDrawn pixelLineWidth 0"/>
+              <v:f eqn="sum @0 1 0"/>
+              <v:f eqn="sum 0 0 @1"/>
+              <v:f eqn="prod @2 1 2"/>
+              <v:f eqn="prod @3 21600 pixelWidth"/>
+              <v:f eqn="prod @3 21600 pixelHeight"/>
+              <v:f eqn="sum @0 0 1"/>
+              <v:f eqn="prod @6 1 2"/>
+              <v:f eqn="prod @7 21600 pixelWidth"/>
+              <v:f eqn="sum @8 21600 0"/>
+              <v:f eqn="prod @7 21600 pixelHeight"/>
+              <v:f eqn="sum @10 21600 0"/>
+            </v:formulas>
+            <v:path o:extrusionok="f" gradientshapeok="t" o:connecttype="rect"/>
+            <o:lock v:ext="edit" aspectratio="t"/>
+          </v:shapetype>
+          <v:shape id="Picture 39" o:spid="_x0000_i1025" type="#_x0000_t75" style="width:4.2pt;height:4.2pt;visibility:visible">
+            <v:imagedata r:id="rId6" o:title=""/>
+            <o:lock v:ext="edit" aspectratio="f"/>
+          </v:shape>
+        </w:pict>
+      </w:r>
+      <w:r>
+        <w:rPr>
+          <w:rFonts w:ascii="Times New Roman"/>
+          <w:sz w:val="20"/>
+        </w:rPr>
+        <w:t xml:space="preserve">    </w:t>
+      </w:r>
+      <w:r>
+        <w:rPr>
+          <w:spacing w:val="-2"/>
+          <w:w w:val="85"/>
+        </w:rPr>
+        <w:t>Creating robust solution to update test result to ALM.</w:t>
+      </w:r>
+    </w:p>
+    <w:p>
+      <w:pPr>
+        <w:pStyle w:val="BodyText"/>
+        <w:spacing w:before="21"/>
+        <w:rPr>
+          <w:spacing w:val="-2"/>
+          <w:w w:val="85"/>
+        </w:rPr>
+      </w:pPr>
+      <w:r>
+        <w:pict w14:anchorId="6618B43B">
+          <v:shape id="_x0000_i1026" type="#_x0000_t75" style="width:4.2pt;height:4.2pt;visibility:visible">
+            <v:imagedata r:id="rId6" o:title=""/>
+            <o:lock v:ext="edit" aspectratio="f"/>
+          </v:shape>
+        </w:pict>
+      </w:r>
+      <w:r>
+        <w:rPr>
+          <w:rFonts w:ascii="Times New Roman"/>
+          <w:sz w:val="20"/>
+        </w:rPr>
+        <w:t xml:space="preserve">    </w:t>
+      </w:r>
+      <w:r>
+        <w:rPr>
+          <w:w w:val="80"/>
+        </w:rPr>
+        <w:t>Developing</w:t>
+      </w:r>
+      <w:r>
+        <w:t xml:space="preserve"> </w:t>
+      </w:r>
+      <w:r>
+        <w:rPr>
+          <w:w w:val="80"/>
+        </w:rPr>
+        <w:t>and</w:t>
+      </w:r>
+      <w:r>
+        <w:t xml:space="preserve"> </w:t>
+      </w:r>
+      <w:r>
+        <w:rPr>
+          <w:w w:val="80"/>
+        </w:rPr>
+        <w:t>maintaining</w:t>
+      </w:r>
+      <w:r>
+        <w:t xml:space="preserve"> </w:t>
+      </w:r>
+      <w:r>
+        <w:rPr>
+          <w:w w:val="80"/>
+        </w:rPr>
+        <w:t>automation</w:t>
+      </w:r>
+      <w:r>
+        <w:t xml:space="preserve"> </w:t>
+      </w:r>
+      <w:r>
+        <w:rPr>
+          <w:w w:val="80"/>
+        </w:rPr>
+        <w:t>framework</w:t>
+      </w:r>
+      <w:r>
+        <w:t xml:space="preserve"> </w:t>
+      </w:r>
+      <w:r>
+        <w:rPr>
+          <w:w w:val="80"/>
+        </w:rPr>
+        <w:t>and integrating with CI/CD pipelines.</w:t>
+      </w:r>
+    </w:p>
+    <w:p>
+      <w:pPr>
+        <w:pStyle w:val="BodyText"/>
+        <w:spacing w:before="21"/>
+        <w:rPr>
+          <w:spacing w:val="-2"/>
+          <w:w w:val="85"/>
+        </w:rPr>
+      </w:pPr>
+      <w:r>
+        <w:pict w14:anchorId="5C422142">
+          <v:shape id="Picture 41" o:spid="_x0000_i1027" type="#_x0000_t75" style="width:3.6pt;height:3.6pt;visibility:visible;mso-wrap-style:square">
+            <v:imagedata r:id="rId6" o:title=""/>
+            <o:lock v:ext="edit" aspectratio="f"/>
+          </v:shape>
+        </w:pict>
+      </w:r>
+      <w:r>
+        <w:rPr>
+          <w:rFonts w:ascii="Times New Roman"/>
+          <w:sz w:val="20"/>
+        </w:rPr>
+        <w:t xml:space="preserve">    </w:t>
+      </w:r>
+      <w:r>
+        <w:rPr>
+          <w:w w:val="80"/>
+        </w:rPr>
+        <w:t>Develop and maintain lightweight API for delivery support.</w:t>
+      </w:r>
+    </w:p>
+    <w:p>
+      <w:pPr>
+        <w:pStyle w:val="BodyText"/>
+        <w:spacing w:before="21"/>
+        <w:rPr>
+          <w:w w:val="80"/>
+        </w:rPr>
+      </w:pPr>
+      <w:r>
+        <w:pict w14:anchorId="5E8BCC3C">
+          <v:shape id="Picture 1" o:spid="_x0000_i1028" type="#_x0000_t75" style="width:4.2pt;height:4.2pt;visibility:visible;mso-wrap-style:square" o:bullet="t">
+            <v:imagedata r:id="rId6" o:title=""/>
+            <o:lock v:ext="edit" aspectratio="f"/>
+          </v:shape>
+        </w:pict>
+      </w:r>
+      <w:r>
+        <w:rPr>
+          <w:spacing w:val="-2"/>
+          <w:w w:val="85"/>
+        </w:rPr>
+        <w:t xml:space="preserve"> </w:t>
+      </w:r>
+      <w:r>
+        <w:rPr>
+          <w:noProof/>
+        </w:rPr>
+        <w:t xml:space="preserve"> </w:t>
+      </w:r>
+      <w:r>
+        <w:rPr>
+          <w:rFonts w:ascii="Times New Roman"/>
+          <w:sz w:val="20"/>
+        </w:rPr>
+        <w:t xml:space="preserve">  </w:t>
+      </w:r>
+      <w:r>
+        <w:rPr>
+          <w:w w:val="80"/>
+        </w:rPr>
+        <w:t>Developing automation utilities to enhance daily testing activities.</w:t>
+      </w:r>
+    </w:p>
+    <w:p>
+      <w:pPr>
+        <w:pStyle w:val="BodyText"/>
+        <w:spacing w:before="21"/>
+      </w:pPr>
+      <w:r>
+        <w:rPr>
+          <w:w w:val="85"/>
+        </w:rPr>
+        <w:t>Skills:</w:t>
+      </w:r>
+      <w:r>
+        <w:rPr>
+          <w:spacing w:val="-2"/>
+          <w:w w:val="85"/>
+        </w:rPr>
+        <w:t xml:space="preserve"> </w:t>
+      </w:r>
+      <w:r>
+        <w:rPr>
+          <w:w w:val="85"/>
+        </w:rPr>
+        <w:t>Test</w:t>
+      </w:r>
+      <w:r>
+        <w:rPr>
+          <w:spacing w:val="-1"/>
+          <w:w w:val="85"/>
+        </w:rPr>
+        <w:t xml:space="preserve"> </w:t>
+      </w:r>
+      <w:r>
+        <w:rPr>
+          <w:w w:val="85"/>
+        </w:rPr>
+        <w:t>Management,</w:t>
+      </w:r>
+      <w:r>
+        <w:rPr>
+          <w:spacing w:val="-1"/>
+          <w:w w:val="85"/>
+        </w:rPr>
+        <w:t xml:space="preserve"> </w:t>
+      </w:r>
+      <w:r>
+        <w:rPr>
+          <w:w w:val="85"/>
+        </w:rPr>
+        <w:t>SQL,</w:t>
+      </w:r>
+      <w:r>
+        <w:rPr>
+          <w:spacing w:val="-1"/>
+          <w:w w:val="85"/>
+        </w:rPr>
+        <w:t xml:space="preserve"> </w:t>
+      </w:r>
+      <w:r>
+        <w:rPr>
+          <w:w w:val="85"/>
+        </w:rPr>
+        <w:t>ALM</w:t>
+      </w:r>
+      <w:r>
+        <w:rPr>
+          <w:w w:val="85"/>
+        </w:rPr>
+        <w:t>, Jira, Jenkins, Python, pytest</w:t>
+      </w:r>
+      <w:r>
+        <w:rPr>
+          <w:w w:val="85"/>
+        </w:rPr>
+        <w:t>, Springboot</w:t>
       </w:r>
     </w:p>
     <w:p>
@@ -983,7 +1028,7 @@
           <w:bCs/>
           <w:w w:val="95"/>
         </w:rPr>
-        <w:t>Cognizant</w:t>
+        <w:br/>
       </w:r>
       <w:r>
         <w:rPr>
@@ -992,7 +1037,7 @@
           <w:bCs/>
           <w:w w:val="95"/>
         </w:rPr>
-        <w:t xml:space="preserve"> Technology Solutions</w:t>
+        <w:t>Cognizant</w:t>
       </w:r>
       <w:r>
         <w:rPr>
@@ -1001,6 +1046,15 @@
           <w:bCs/>
           <w:w w:val="95"/>
         </w:rPr>
+        <w:t xml:space="preserve"> Technology Solutions</w:t>
+      </w:r>
+      <w:r>
+        <w:rPr>
+          <w:rFonts w:ascii="Arial"/>
+          <w:b/>
+          <w:bCs/>
+          <w:w w:val="95"/>
+        </w:rPr>
         <w:t>, Kolkata, West Bengal, India</w:t>
       </w:r>
       <w:r>
@@ -1055,13 +1109,31 @@
           <w:spacing w:val="-2"/>
           <w:w w:val="95"/>
         </w:rPr>
-        <w:tab/>
+        <w:t xml:space="preserve">                                                                                                                    </w:t>
       </w:r>
       <w:r>
         <w:rPr>
           <w:w w:val="80"/>
         </w:rPr>
-        <w:t>January 2023 - Present</w:t>
+        <w:t xml:space="preserve">January 2023 </w:t>
+      </w:r>
+      <w:r>
+        <w:rPr>
+          <w:w w:val="80"/>
+        </w:rPr>
+        <w:t>–</w:t>
+      </w:r>
+      <w:r>
+        <w:rPr>
+          <w:w w:val="80"/>
+        </w:rPr>
+        <w:t xml:space="preserve"> </w:t>
+      </w:r>
+      <w:r>
+        <w:rPr>
+          <w:w w:val="80"/>
+        </w:rPr>
+        <w:t>July 2024</w:t>
       </w:r>
     </w:p>
     <w:p>
@@ -1093,7 +1165,7 @@
                     <pic:cNvPicPr/>
                   </pic:nvPicPr>
                   <pic:blipFill>
-                    <a:blip r:embed="rId5" cstate="print"/>
+                    <a:blip r:embed="rId7" cstate="print"/>
                     <a:stretch>
                       <a:fillRect/>
                     </a:stretch>
@@ -1147,7 +1219,7 @@
                     <pic:cNvPicPr/>
                   </pic:nvPicPr>
                   <pic:blipFill>
-                    <a:blip r:embed="rId5" cstate="print"/>
+                    <a:blip r:embed="rId7" cstate="print"/>
                     <a:stretch>
                       <a:fillRect/>
                     </a:stretch>
@@ -1266,7 +1338,7 @@
                     <pic:cNvPicPr/>
                   </pic:nvPicPr>
                   <pic:blipFill>
-                    <a:blip r:embed="rId5" cstate="print"/>
+                    <a:blip r:embed="rId7" cstate="print"/>
                     <a:stretch>
                       <a:fillRect/>
                     </a:stretch>
@@ -1416,7 +1488,7 @@
                     <pic:cNvPicPr/>
                   </pic:nvPicPr>
                   <pic:blipFill>
-                    <a:blip r:embed="rId5" cstate="print"/>
+                    <a:blip r:embed="rId7" cstate="print"/>
                     <a:stretch>
                       <a:fillRect/>
                     </a:stretch>
@@ -1472,7 +1544,7 @@
                     <pic:cNvPicPr/>
                   </pic:nvPicPr>
                   <pic:blipFill>
-                    <a:blip r:embed="rId6" cstate="print"/>
+                    <a:blip r:embed="rId8" cstate="print"/>
                     <a:stretch>
                       <a:fillRect/>
                     </a:stretch>
@@ -1712,7 +1784,7 @@
         <w:tabs>
           <w:tab w:val="left" w:pos="6694"/>
         </w:tabs>
-        <w:spacing w:before="174" w:line="218" w:lineRule="auto"/>
+        <w:spacing w:line="218" w:lineRule="auto"/>
         <w:ind w:left="0" w:right="101"/>
       </w:pPr>
       <w:r>
@@ -1776,6 +1848,20 @@
           <w:w w:val="85"/>
         </w:rPr>
         <w:t xml:space="preserve"> </w:t>
+      </w:r>
+      <w:r>
+        <w:rPr>
+          <w:spacing w:val="-2"/>
+          <w:w w:val="85"/>
+        </w:rPr>
+        <w:t xml:space="preserve">  </w:t>
+      </w:r>
+      <w:r>
+        <w:rPr>
+          <w:spacing w:val="-2"/>
+          <w:w w:val="85"/>
+        </w:rPr>
+        <w:t xml:space="preserve">        </w:t>
       </w:r>
       <w:r>
         <w:rPr>
@@ -1886,7 +1972,7 @@
                     <pic:cNvPicPr/>
                   </pic:nvPicPr>
                   <pic:blipFill>
-                    <a:blip r:embed="rId5" cstate="print"/>
+                    <a:blip r:embed="rId7" cstate="print"/>
                     <a:stretch>
                       <a:fillRect/>
                     </a:stretch>
@@ -1940,7 +2026,7 @@
                     <pic:cNvPicPr/>
                   </pic:nvPicPr>
                   <pic:blipFill>
-                    <a:blip r:embed="rId5" cstate="print"/>
+                    <a:blip r:embed="rId7" cstate="print"/>
                     <a:stretch>
                       <a:fillRect/>
                     </a:stretch>
@@ -2002,7 +2088,7 @@
                     <pic:cNvPicPr/>
                   </pic:nvPicPr>
                   <pic:blipFill>
-                    <a:blip r:embed="rId6" cstate="print"/>
+                    <a:blip r:embed="rId8" cstate="print"/>
                     <a:stretch>
                       <a:fillRect/>
                     </a:stretch>
@@ -2259,7 +2345,7 @@
         <w:tabs>
           <w:tab w:val="left" w:pos="6839"/>
         </w:tabs>
-        <w:spacing w:before="158" w:line="218" w:lineRule="auto"/>
+        <w:spacing w:line="218" w:lineRule="auto"/>
         <w:ind w:right="101"/>
       </w:pPr>
       <w:r>
@@ -2386,7 +2472,7 @@
                     <pic:cNvPicPr/>
                   </pic:nvPicPr>
                   <pic:blipFill>
-                    <a:blip r:embed="rId6" cstate="print"/>
+                    <a:blip r:embed="rId8" cstate="print"/>
                     <a:stretch>
                       <a:fillRect/>
                     </a:stretch>
@@ -2517,7 +2603,7 @@
                     <pic:cNvPicPr/>
                   </pic:nvPicPr>
                   <pic:blipFill>
-                    <a:blip r:embed="rId6" cstate="print"/>
+                    <a:blip r:embed="rId8" cstate="print"/>
                     <a:stretch>
                       <a:fillRect/>
                     </a:stretch>
@@ -2903,7 +2989,7 @@
                     <pic:cNvPicPr/>
                   </pic:nvPicPr>
                   <pic:blipFill>
-                    <a:blip r:embed="rId5" cstate="print"/>
+                    <a:blip r:embed="rId7" cstate="print"/>
                     <a:stretch>
                       <a:fillRect/>
                     </a:stretch>
@@ -2937,16 +3023,6 @@
         </w:rPr>
         <w:t>Training machine learning model to ensure that the training samples are annotated.</w:t>
       </w:r>
-    </w:p>
-    <w:p>
-      <w:pPr>
-        <w:pStyle w:val="BodyText"/>
-        <w:spacing w:before="105"/>
-        <w:ind w:left="0"/>
-        <w:rPr>
-          <w:sz w:val="20"/>
-        </w:rPr>
-      </w:pPr>
     </w:p>
     <w:p>
       <w:pPr>
@@ -3062,7 +3138,7 @@
           </mc:Choice>
           <mc:Fallback>
             <w:pict>
-              <v:group w14:anchorId="1B4C939F" id="Group 13" o:spid="_x0000_s1026" style="width:460.9pt;height:.75pt;mso-position-horizontal-relative:char;mso-position-vertical-relative:line" coordsize="58534,95" o:gfxdata="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">
+              <v:group w14:anchorId="4E0DA470" id="Group 13" o:spid="_x0000_s1026" style="width:460.9pt;height:.75pt;mso-position-horizontal-relative:char;mso-position-vertical-relative:line" coordsize="58534,95" o:gfxdata="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">
                 <v:shape id="Graphic 14" o:spid="_x0000_s1027" style="position:absolute;width:58534;height:95;visibility:visible;mso-wrap-style:square;v-text-anchor:top" coordsize="5853430,9525" o:gfxdata="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" path="m5852956,9517l,9517,,,5852956,r,9517xe" fillcolor="#2964ac" stroked="f">
                   <v:path arrowok="t"/>
                 </v:shape>
@@ -3181,7 +3257,7 @@
           </mc:Choice>
           <mc:Fallback>
             <w:pict>
-              <v:shape w14:anchorId="49CA6682" id="Graphic 17" o:spid="_x0000_s1026" style="position:absolute;margin-left:66.7pt;margin-top:13.7pt;width:3.75pt;height:3.75pt;z-index:251663360;visibility:visible;mso-wrap-style:square;mso-wrap-distance-left:0;mso-wrap-distance-top:0;mso-wrap-distance-right:0;mso-wrap-distance-bottom:0;mso-position-horizontal:absolute;mso-position-horizontal-relative:page;mso-position-vertical:absolute;mso-position-vertical-relative:text;v-text-anchor:top" coordsize="47625,47625" o:gfxdata="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" path="m27141,47583r-6698,l17437,46985,,27139,,24015,,20443,20443,r6698,l47585,20443r,6696l30147,46985r-3006,598xe" fillcolor="#2964ac" stroked="f">
+              <v:shape w14:anchorId="4B83E8EF" id="Graphic 17" o:spid="_x0000_s1026" style="position:absolute;margin-left:66.7pt;margin-top:13.7pt;width:3.75pt;height:3.75pt;z-index:251663360;visibility:visible;mso-wrap-style:square;mso-wrap-distance-left:0;mso-wrap-distance-top:0;mso-wrap-distance-right:0;mso-wrap-distance-bottom:0;mso-position-horizontal:absolute;mso-position-horizontal-relative:page;mso-position-vertical:absolute;mso-position-vertical-relative:text;v-text-anchor:top" coordsize="47625,47625" o:gfxdata="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" path="m27141,47583r-6698,l17437,46985,,27139,,24015,,20443,20443,r6698,l47585,20443r,6696l30147,46985r-3006,598xe" fillcolor="#2964ac" stroked="f">
                 <v:path arrowok="t"/>
                 <w10:wrap anchorx="page"/>
               </v:shape>
@@ -3312,7 +3388,7 @@
           </mc:Choice>
           <mc:Fallback>
             <w:pict>
-              <v:shape w14:anchorId="7582A50A" id="Graphic 18" o:spid="_x0000_s1026" style="position:absolute;margin-left:66.7pt;margin-top:9.65pt;width:3.75pt;height:3.75pt;z-index:251658240;visibility:visible;mso-wrap-style:square;mso-wrap-distance-left:0;mso-wrap-distance-top:0;mso-wrap-distance-right:0;mso-wrap-distance-bottom:0;mso-position-horizontal:absolute;mso-position-horizontal-relative:page;mso-position-vertical:absolute;mso-position-vertical-relative:text;v-text-anchor:top" coordsize="47625,47625" o:gfxdata="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" path="m27141,47585r-6698,l17437,46986,,27139,,24015,,20443,20443,r6698,l47585,20443r,6696l30147,46986r-3006,599xe" fillcolor="#2964ac" stroked="f">
+              <v:shape w14:anchorId="0808DD2B" id="Graphic 18" o:spid="_x0000_s1026" style="position:absolute;margin-left:66.7pt;margin-top:9.65pt;width:3.75pt;height:3.75pt;z-index:251658240;visibility:visible;mso-wrap-style:square;mso-wrap-distance-left:0;mso-wrap-distance-top:0;mso-wrap-distance-right:0;mso-wrap-distance-bottom:0;mso-position-horizontal:absolute;mso-position-horizontal-relative:page;mso-position-vertical:absolute;mso-position-vertical-relative:text;v-text-anchor:top" coordsize="47625,47625" o:gfxdata="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" path="m27141,47585r-6698,l17437,46986,,27139,,24015,,20443,20443,r6698,l47585,20443r,6696l30147,46986r-3006,599xe" fillcolor="#2964ac" stroked="f">
                 <v:path arrowok="t"/>
                 <w10:wrap anchorx="page"/>
               </v:shape>
@@ -3552,7 +3628,7 @@
           </mc:Choice>
           <mc:Fallback>
             <w:pict>
-              <v:shape w14:anchorId="66EA627F" id="Graphic 18" o:spid="_x0000_s1026" style="position:absolute;margin-left:66.7pt;margin-top:9.65pt;width:3.75pt;height:3.75pt;z-index:251664384;visibility:visible;mso-wrap-style:square;mso-wrap-distance-left:0;mso-wrap-distance-top:0;mso-wrap-distance-right:0;mso-wrap-distance-bottom:0;mso-position-horizontal:absolute;mso-position-horizontal-relative:page;mso-position-vertical:absolute;mso-position-vertical-relative:text;v-text-anchor:top" coordsize="47625,47625" o:gfxdata="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" path="m27141,47585r-6698,l17437,46986,,27139,,24015,,20443,20443,r6698,l47585,20443r,6696l30147,46986r-3006,599xe" fillcolor="#2964ac" stroked="f">
+              <v:shape w14:anchorId="25A15B6F" id="Graphic 18" o:spid="_x0000_s1026" style="position:absolute;margin-left:66.7pt;margin-top:9.65pt;width:3.75pt;height:3.75pt;z-index:251664384;visibility:visible;mso-wrap-style:square;mso-wrap-distance-left:0;mso-wrap-distance-top:0;mso-wrap-distance-right:0;mso-wrap-distance-bottom:0;mso-position-horizontal:absolute;mso-position-horizontal-relative:page;mso-position-vertical:absolute;mso-position-vertical-relative:text;v-text-anchor:top" coordsize="47625,47625" o:gfxdata="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" path="m27141,47585r-6698,l17437,46986,,27139,,24015,,20443,20443,r6698,l47585,20443r,6696l30147,46986r-3006,599xe" fillcolor="#2964ac" stroked="f">
                 <v:path arrowok="t"/>
                 <w10:wrap anchorx="page"/>
               </v:shape>
@@ -3674,44 +3750,26 @@
         <w:rPr>
           <w:w w:val="85"/>
         </w:rPr>
-        <w:t>planning.</w:t>
-      </w:r>
-    </w:p>
-    <w:p>
-      <w:pPr>
-        <w:pStyle w:val="BodyText"/>
-        <w:spacing w:line="280" w:lineRule="exact"/>
-      </w:pPr>
-    </w:p>
-    <w:p>
-      <w:pPr>
-        <w:pStyle w:val="BodyText"/>
-        <w:spacing w:before="210"/>
-        <w:ind w:left="0"/>
-        <w:rPr>
-          <w:sz w:val="20"/>
-        </w:rPr>
-      </w:pPr>
-    </w:p>
-    <w:p>
-      <w:pPr>
-        <w:pStyle w:val="BodyText"/>
-        <w:spacing w:before="210"/>
-        <w:ind w:left="0"/>
-        <w:rPr>
-          <w:sz w:val="20"/>
-        </w:rPr>
-      </w:pPr>
-    </w:p>
-    <w:p>
-      <w:pPr>
-        <w:pStyle w:val="BodyText"/>
-        <w:spacing w:before="210"/>
-        <w:ind w:left="0"/>
-        <w:rPr>
-          <w:sz w:val="20"/>
-        </w:rPr>
-      </w:pPr>
+        <w:t>planning</w:t>
+      </w:r>
+      <w:r>
+        <w:rPr>
+          <w:w w:val="85"/>
+        </w:rPr>
+        <w:t>, story assigning</w:t>
+      </w:r>
+      <w:r>
+        <w:rPr>
+          <w:w w:val="85"/>
+        </w:rPr>
+        <w:t>, test planning</w:t>
+      </w:r>
+      <w:r>
+        <w:rPr>
+          <w:w w:val="85"/>
+        </w:rPr>
+        <w:t>.</w:t>
+      </w:r>
     </w:p>
     <w:p>
       <w:pPr>
@@ -3765,7 +3823,7 @@
                         </a:xfrm>
                       </wpg:grpSpPr>
                       <wps:wsp>
-                        <wps:cNvPr id="16" name="Graphic 16"/>
+                        <wps:cNvPr id="19" name="Graphic 16"/>
                         <wps:cNvSpPr/>
                         <wps:spPr>
                           <a:xfrm>
@@ -3818,8 +3876,8 @@
           </mc:Choice>
           <mc:Fallback>
             <w:pict>
-              <v:group w14:anchorId="3CA72FFF" id="Group 15" o:spid="_x0000_s1026" style="width:460.9pt;height:.75pt;mso-position-horizontal-relative:char;mso-position-vertical-relative:line" coordsize="58534,95" o:gfxdata="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">
-                <v:shape id="Graphic 16" o:spid="_x0000_s1027" style="position:absolute;width:58534;height:95;visibility:visible;mso-wrap-style:square;v-text-anchor:top" coordsize="5853430,9525" o:gfxdata="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" path="m5852956,9517l,9517,,,5852956,r,9517xe" fillcolor="#2964ac" stroked="f">
+              <v:group w14:anchorId="79B391D4" id="Group 15" o:spid="_x0000_s1026" style="width:460.9pt;height:.75pt;mso-position-horizontal-relative:char;mso-position-vertical-relative:line" coordsize="58534,95" o:gfxdata="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">
+                <v:shape id="Graphic 16" o:spid="_x0000_s1027" style="position:absolute;width:58534;height:95;visibility:visible;mso-wrap-style:square;v-text-anchor:top" coordsize="5853430,9525" o:gfxdata="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" path="m5852956,9517l,9517,,,5852956,r,9517xe" fillcolor="#2964ac" stroked="f">
                   <v:path arrowok="t"/>
                 </v:shape>
                 <w10:anchorlock/>
@@ -3838,7 +3896,6 @@
         <w:spacing w:before="158" w:line="218" w:lineRule="auto"/>
         <w:ind w:right="101"/>
       </w:pPr>
-      <w:proofErr w:type="gramStart"/>
       <w:r>
         <w:rPr>
           <w:b/>
@@ -3898,7 +3955,6 @@
         </w:rPr>
         <w:t>Applications</w:t>
       </w:r>
-      <w:proofErr w:type="gramEnd"/>
       <w:r>
         <w:rPr>
           <w:b/>
@@ -4067,7 +4123,6 @@
         <w:spacing w:before="158" w:line="218" w:lineRule="auto"/>
         <w:ind w:right="101"/>
       </w:pPr>
-      <w:proofErr w:type="gramStart"/>
       <w:r>
         <w:rPr>
           <w:b/>
@@ -4124,7 +4179,6 @@
         </w:rPr>
         <w:t>Applications</w:t>
       </w:r>
-      <w:proofErr w:type="gramEnd"/>
       <w:r>
         <w:rPr>
           <w:b/>
@@ -4674,7 +4728,7 @@
           </mc:Choice>
           <mc:Fallback>
             <w:pict>
-              <v:shape w14:anchorId="2933DA22" id="Graphic 17" o:spid="_x0000_s1026" style="position:absolute;margin-left:66.7pt;margin-top:13.7pt;width:3.75pt;height:3.75pt;z-index:251667456;visibility:visible;mso-wrap-style:square;mso-wrap-distance-left:0;mso-wrap-distance-top:0;mso-wrap-distance-right:0;mso-wrap-distance-bottom:0;mso-position-horizontal:absolute;mso-position-horizontal-relative:page;mso-position-vertical:absolute;mso-position-vertical-relative:text;v-text-anchor:top" coordsize="47625,47625" o:gfxdata="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" path="m27141,47583r-6698,l17437,46985,,27139,,24015,,20443,20443,r6698,l47585,20443r,6696l30147,46985r-3006,598xe" fillcolor="#2964ac" stroked="f">
+              <v:shape w14:anchorId="461AD668" id="Graphic 17" o:spid="_x0000_s1026" style="position:absolute;margin-left:66.7pt;margin-top:13.7pt;width:3.75pt;height:3.75pt;z-index:251667456;visibility:visible;mso-wrap-style:square;mso-wrap-distance-left:0;mso-wrap-distance-top:0;mso-wrap-distance-right:0;mso-wrap-distance-bottom:0;mso-position-horizontal:absolute;mso-position-horizontal-relative:page;mso-position-vertical:absolute;mso-position-vertical-relative:text;v-text-anchor:top" coordsize="47625,47625" o:gfxdata="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" path="m27141,47583r-6698,l17437,46985,,27139,,24015,,20443,20443,r6698,l47585,20443r,6696l30147,46985r-3006,598xe" fillcolor="#2964ac" stroked="f">
                 <v:path arrowok="t"/>
                 <w10:wrap anchorx="page"/>
               </v:shape>
@@ -4799,7 +4853,7 @@
           </mc:Choice>
           <mc:Fallback>
             <w:pict>
-              <v:shape w14:anchorId="51A3B5B3" id="Graphic 18" o:spid="_x0000_s1026" style="position:absolute;margin-left:66.7pt;margin-top:9.65pt;width:3.75pt;height:3.75pt;z-index:251672576;visibility:visible;mso-wrap-style:square;mso-wrap-distance-left:0;mso-wrap-distance-top:0;mso-wrap-distance-right:0;mso-wrap-distance-bottom:0;mso-position-horizontal:absolute;mso-position-horizontal-relative:page;mso-position-vertical:absolute;mso-position-vertical-relative:text;v-text-anchor:top" coordsize="47625,47625" o:gfxdata="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" path="m27141,47585r-6698,l17437,46986,,27139,,24015,,20443,20443,r6698,l47585,20443r,6696l30147,46986r-3006,599xe" fillcolor="#2964ac" stroked="f">
+              <v:shape w14:anchorId="41D65E44" id="Graphic 18" o:spid="_x0000_s1026" style="position:absolute;margin-left:66.7pt;margin-top:9.65pt;width:3.75pt;height:3.75pt;z-index:251672576;visibility:visible;mso-wrap-style:square;mso-wrap-distance-left:0;mso-wrap-distance-top:0;mso-wrap-distance-right:0;mso-wrap-distance-bottom:0;mso-position-horizontal:absolute;mso-position-horizontal-relative:page;mso-position-vertical:absolute;mso-position-vertical-relative:text;v-text-anchor:top" coordsize="47625,47625" o:gfxdata="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" path="m27141,47585r-6698,l17437,46986,,27139,,24015,,20443,20443,r6698,l47585,20443r,6696l30147,46986r-3006,599xe" fillcolor="#2964ac" stroked="f">
                 <v:path arrowok="t"/>
                 <w10:wrap anchorx="page"/>
               </v:shape>
@@ -4861,7 +4915,7 @@
                 <wp:extent cx="47625" cy="47625"/>
                 <wp:effectExtent l="0" t="0" r="0" b="0"/>
                 <wp:wrapNone/>
-                <wp:docPr id="19" name="Graphic 19"/>
+                <wp:docPr id="16" name="Graphic 19"/>
                 <wp:cNvGraphicFramePr>
                   <a:graphicFrameLocks xmlns:a="http://schemas.openxmlformats.org/drawingml/2006/main"/>
                 </wp:cNvGraphicFramePr>
@@ -4942,7 +4996,7 @@
           </mc:Choice>
           <mc:Fallback>
             <w:pict>
-              <v:shape w14:anchorId="3F8F83BF" id="Graphic 19" o:spid="_x0000_s1026" style="position:absolute;margin-left:66.7pt;margin-top:9.65pt;width:3.75pt;height:3.75pt;z-index:251674624;visibility:visible;mso-wrap-style:square;mso-wrap-distance-left:0;mso-wrap-distance-top:0;mso-wrap-distance-right:0;mso-wrap-distance-bottom:0;mso-position-horizontal:absolute;mso-position-horizontal-relative:page;mso-position-vertical:absolute;mso-position-vertical-relative:text;v-text-anchor:top" coordsize="47625,47625" o:gfxdata="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" path="m27141,47583r-6698,l17437,46985,,27140,,24015,,20443,20443,r6698,l47585,20443r,6697l30147,46985r-3006,598xe" fillcolor="#2964ac" stroked="f">
+              <v:shape w14:anchorId="26FAD3C5" id="Graphic 19" o:spid="_x0000_s1026" style="position:absolute;margin-left:66.7pt;margin-top:9.65pt;width:3.75pt;height:3.75pt;z-index:251674624;visibility:visible;mso-wrap-style:square;mso-wrap-distance-left:0;mso-wrap-distance-top:0;mso-wrap-distance-right:0;mso-wrap-distance-bottom:0;mso-position-horizontal:absolute;mso-position-horizontal-relative:page;mso-position-vertical:absolute;mso-position-vertical-relative:text;v-text-anchor:top" coordsize="47625,47625" o:gfxdata="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" path="m27141,47583r-6698,l17437,46985,,27140,,24015,,20443,20443,r6698,l47585,20443r,6697l30147,46985r-3006,598xe" fillcolor="#2964ac" stroked="f">
                 <v:path arrowok="t"/>
                 <w10:wrap anchorx="page"/>
               </v:shape>
@@ -5050,7 +5104,7 @@
           </mc:Choice>
           <mc:Fallback>
             <w:pict>
-              <v:shape w14:anchorId="79BEE168" id="Graphic 20" o:spid="_x0000_s1026" style="position:absolute;margin-left:66.7pt;margin-top:26.1pt;width:3.75pt;height:3.75pt;z-index:251676672;visibility:visible;mso-wrap-style:square;mso-wrap-distance-left:0;mso-wrap-distance-top:0;mso-wrap-distance-right:0;mso-wrap-distance-bottom:0;mso-position-horizontal:absolute;mso-position-horizontal-relative:page;mso-position-vertical:absolute;mso-position-vertical-relative:text;v-text-anchor:top" coordsize="47625,47625" o:gfxdata="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" path="m27141,47583r-6698,l17437,46985,,27140,,24015,,20443,20443,r6698,l47585,20443r,6697l30147,46985r-3006,598xe" fillcolor="#2964ac" stroked="f">
+              <v:shape w14:anchorId="6F381F64" id="Graphic 20" o:spid="_x0000_s1026" style="position:absolute;margin-left:66.7pt;margin-top:26.1pt;width:3.75pt;height:3.75pt;z-index:251676672;visibility:visible;mso-wrap-style:square;mso-wrap-distance-left:0;mso-wrap-distance-top:0;mso-wrap-distance-right:0;mso-wrap-distance-bottom:0;mso-position-horizontal:absolute;mso-position-horizontal-relative:page;mso-position-vertical:absolute;mso-position-vertical-relative:text;v-text-anchor:top" coordsize="47625,47625" o:gfxdata="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" path="m27141,47583r-6698,l17437,46985,,27140,,24015,,20443,20443,r6698,l47585,20443r,6697l30147,46985r-3006,598xe" fillcolor="#2964ac" stroked="f">
                 <v:path arrowok="t"/>
                 <w10:wrap anchorx="page"/>
               </v:shape>
@@ -5283,7 +5337,7 @@
           </mc:Choice>
           <mc:Fallback>
             <w:pict>
-              <v:shape w14:anchorId="7F74D885" id="Graphic 21" o:spid="_x0000_s1026" style="position:absolute;margin-left:66.65pt;margin-top:6.85pt;width:3.75pt;height:3.75pt;z-index:251671552;visibility:visible;mso-wrap-style:square;mso-wrap-distance-left:0;mso-wrap-distance-top:0;mso-wrap-distance-right:0;mso-wrap-distance-bottom:0;mso-position-horizontal:absolute;mso-position-horizontal-relative:page;mso-position-vertical:absolute;mso-position-vertical-relative:text;v-text-anchor:top" coordsize="47625,47625" o:gfxdata="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" path="m27141,47583r-6698,l17437,46985,,27139,,24015,,20443,20443,r6698,l47585,20443r,6696l30147,46985r-3006,598xe" fillcolor="#2964ac" stroked="f">
+              <v:shape w14:anchorId="6A565DE9" id="Graphic 21" o:spid="_x0000_s1026" style="position:absolute;margin-left:66.65pt;margin-top:6.85pt;width:3.75pt;height:3.75pt;z-index:251671552;visibility:visible;mso-wrap-style:square;mso-wrap-distance-left:0;mso-wrap-distance-top:0;mso-wrap-distance-right:0;mso-wrap-distance-bottom:0;mso-position-horizontal:absolute;mso-position-horizontal-relative:page;mso-position-vertical:absolute;mso-position-vertical-relative:text;v-text-anchor:top" coordsize="47625,47625" o:gfxdata="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" path="m27141,47583r-6698,l17437,46985,,27139,,24015,,20443,20443,r6698,l47585,20443r,6696l30147,46985r-3006,598xe" fillcolor="#2964ac" stroked="f">
                 <v:path arrowok="t"/>
                 <w10:wrap anchorx="page"/>
               </v:shape>
@@ -5425,7 +5479,7 @@
           </mc:Choice>
           <mc:Fallback>
             <w:pict>
-              <v:shape w14:anchorId="4ACD1138" id="Graphic 22" o:spid="_x0000_s1026" style="position:absolute;margin-left:66.65pt;margin-top:6.2pt;width:3.75pt;height:3.75pt;z-index:251673600;visibility:visible;mso-wrap-style:square;mso-wrap-distance-left:0;mso-wrap-distance-top:0;mso-wrap-distance-right:0;mso-wrap-distance-bottom:0;mso-position-horizontal:absolute;mso-position-horizontal-relative:page;mso-position-vertical:absolute;mso-position-vertical-relative:text;v-text-anchor:top" coordsize="47625,47625" o:gfxdata="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" path="m27141,47583r-6698,l17437,46985,,27139,,24015,,20443,20443,r6698,l47585,20443r,6696l30147,46985r-3006,598xe" fillcolor="#2964ac" stroked="f">
+              <v:shape w14:anchorId="7EF5E079" id="Graphic 22" o:spid="_x0000_s1026" style="position:absolute;margin-left:66.65pt;margin-top:6.2pt;width:3.75pt;height:3.75pt;z-index:251673600;visibility:visible;mso-wrap-style:square;mso-wrap-distance-left:0;mso-wrap-distance-top:0;mso-wrap-distance-right:0;mso-wrap-distance-bottom:0;mso-position-horizontal:absolute;mso-position-horizontal-relative:page;mso-position-vertical:absolute;mso-position-vertical-relative:text;v-text-anchor:top" coordsize="47625,47625" o:gfxdata="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" path="m27141,47583r-6698,l17437,46985,,27139,,24015,,20443,20443,r6698,l47585,20443r,6696l30147,46985r-3006,598xe" fillcolor="#2964ac" stroked="f">
                 <v:path arrowok="t"/>
                 <w10:wrap anchorx="page"/>
               </v:shape>
@@ -5568,7 +5622,7 @@
           </mc:Choice>
           <mc:Fallback>
             <w:pict>
-              <v:shape w14:anchorId="1C58D386" id="Graphic 22" o:spid="_x0000_s1026" style="position:absolute;margin-left:66.65pt;margin-top:6.2pt;width:3.75pt;height:3.75pt;z-index:251680768;visibility:visible;mso-wrap-style:square;mso-wrap-distance-left:0;mso-wrap-distance-top:0;mso-wrap-distance-right:0;mso-wrap-distance-bottom:0;mso-position-horizontal:absolute;mso-position-horizontal-relative:page;mso-position-vertical:absolute;mso-position-vertical-relative:text;v-text-anchor:top" coordsize="47625,47625" o:gfxdata="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" path="m27141,47583r-6698,l17437,46985,,27139,,24015,,20443,20443,r6698,l47585,20443r,6696l30147,46985r-3006,598xe" fillcolor="#2964ac" stroked="f">
+              <v:shape w14:anchorId="03C64041" id="Graphic 22" o:spid="_x0000_s1026" style="position:absolute;margin-left:66.65pt;margin-top:6.2pt;width:3.75pt;height:3.75pt;z-index:251680768;visibility:visible;mso-wrap-style:square;mso-wrap-distance-left:0;mso-wrap-distance-top:0;mso-wrap-distance-right:0;mso-wrap-distance-bottom:0;mso-position-horizontal:absolute;mso-position-horizontal-relative:page;mso-position-vertical:absolute;mso-position-vertical-relative:text;v-text-anchor:top" coordsize="47625,47625" o:gfxdata="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" path="m27141,47583r-6698,l17437,46985,,27139,,24015,,20443,20443,r6698,l47585,20443r,6696l30147,46985r-3006,598xe" fillcolor="#2964ac" stroked="f">
                 <v:path arrowok="t"/>
                 <w10:wrap anchorx="page"/>
               </v:shape>
@@ -5592,7 +5646,7 @@
         <w:ind w:left="415" w:right="7049"/>
         <w:rPr>
           <w:rFonts w:asciiTheme="minorHAnsi" w:hAnsiTheme="minorHAnsi" w:cstheme="minorHAnsi"/>
-          <w:spacing w:val="-4"/>
+          <w:spacing w:val="-14"/>
           <w:w w:val="85"/>
         </w:rPr>
       </w:pPr>
@@ -5604,7 +5658,7 @@
         <mc:AlternateContent>
           <mc:Choice Requires="wps">
             <w:drawing>
-              <wp:anchor distT="0" distB="0" distL="0" distR="0" simplePos="0" relativeHeight="251678720" behindDoc="0" locked="0" layoutInCell="1" allowOverlap="1" wp14:anchorId="43BCB0F7" wp14:editId="38DDC614">
+              <wp:anchor distT="0" distB="0" distL="0" distR="0" simplePos="0" relativeHeight="251678720" behindDoc="0" locked="0" layoutInCell="1" allowOverlap="1" wp14:anchorId="43BCB0F7" wp14:editId="6A475845">
                 <wp:simplePos x="0" y="0"/>
                 <wp:positionH relativeFrom="page">
                   <wp:posOffset>846455</wp:posOffset>
@@ -5696,7 +5750,7 @@
           </mc:Choice>
           <mc:Fallback>
             <w:pict>
-              <v:shape w14:anchorId="2189380B" id="Graphic 21" o:spid="_x0000_s1026" style="position:absolute;margin-left:66.65pt;margin-top:6.85pt;width:3.75pt;height:3.75pt;z-index:251678720;visibility:visible;mso-wrap-style:square;mso-wrap-distance-left:0;mso-wrap-distance-top:0;mso-wrap-distance-right:0;mso-wrap-distance-bottom:0;mso-position-horizontal:absolute;mso-position-horizontal-relative:page;mso-position-vertical:absolute;mso-position-vertical-relative:text;v-text-anchor:top" coordsize="47625,47625" o:gfxdata="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" path="m27141,47583r-6698,l17437,46985,,27139,,24015,,20443,20443,r6698,l47585,20443r,6696l30147,46985r-3006,598xe" fillcolor="#2964ac" stroked="f">
+              <v:shape w14:anchorId="30D5B27B" id="Graphic 21" o:spid="_x0000_s1026" style="position:absolute;margin-left:66.65pt;margin-top:6.85pt;width:3.75pt;height:3.75pt;z-index:251678720;visibility:visible;mso-wrap-style:square;mso-wrap-distance-left:0;mso-wrap-distance-top:0;mso-wrap-distance-right:0;mso-wrap-distance-bottom:0;mso-position-horizontal:absolute;mso-position-horizontal-relative:page;mso-position-vertical:absolute;mso-position-vertical-relative:text;v-text-anchor:top" coordsize="47625,47625" o:gfxdata="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" path="m27141,47583r-6698,l17437,46985,,27139,,24015,,20443,20443,r6698,l47585,20443r,6696l30147,46985r-3006,598xe" fillcolor="#2964ac" stroked="f">
                 <v:path arrowok="t"/>
                 <w10:wrap anchorx="page"/>
               </v:shape>
@@ -5709,7 +5763,141 @@
           <w:rFonts w:asciiTheme="minorHAnsi" w:hAnsiTheme="minorHAnsi" w:cstheme="minorHAnsi"/>
           <w:w w:val="90"/>
         </w:rPr>
-        <w:t>Springboot (learning)</w:t>
+        <w:t>Springboot</w:t>
+      </w:r>
+    </w:p>
+    <w:p>
+      <w:pPr>
+        <w:pStyle w:val="BodyText"/>
+        <w:spacing w:before="2" w:line="271" w:lineRule="auto"/>
+        <w:ind w:left="415" w:right="7049"/>
+        <w:rPr>
+          <w:rFonts w:asciiTheme="minorHAnsi" w:hAnsiTheme="minorHAnsi" w:cstheme="minorHAnsi"/>
+          <w:spacing w:val="-4"/>
+          <w:w w:val="85"/>
+        </w:rPr>
+      </w:pPr>
+      <w:r>
+        <w:rPr>
+          <w:rFonts w:asciiTheme="minorHAnsi" w:hAnsiTheme="minorHAnsi" w:cstheme="minorHAnsi"/>
+          <w:noProof/>
+        </w:rPr>
+        <mc:AlternateContent>
+          <mc:Choice Requires="wps">
+            <w:drawing>
+              <wp:anchor distT="0" distB="0" distL="0" distR="0" simplePos="0" relativeHeight="251682816" behindDoc="0" locked="0" layoutInCell="1" allowOverlap="1" wp14:anchorId="0451975C" wp14:editId="6EADD72D">
+                <wp:simplePos x="0" y="0"/>
+                <wp:positionH relativeFrom="page">
+                  <wp:posOffset>846455</wp:posOffset>
+                </wp:positionH>
+                <wp:positionV relativeFrom="paragraph">
+                  <wp:posOffset>86728</wp:posOffset>
+                </wp:positionV>
+                <wp:extent cx="47625" cy="47625"/>
+                <wp:effectExtent l="0" t="0" r="9525" b="9525"/>
+                <wp:wrapNone/>
+                <wp:docPr id="40" name="Graphic 21"/>
+                <wp:cNvGraphicFramePr>
+                  <a:graphicFrameLocks xmlns:a="http://schemas.openxmlformats.org/drawingml/2006/main"/>
+                </wp:cNvGraphicFramePr>
+                <a:graphic xmlns:a="http://schemas.openxmlformats.org/drawingml/2006/main">
+                  <a:graphicData uri="http://schemas.microsoft.com/office/word/2010/wordprocessingShape">
+                    <wps:wsp>
+                      <wps:cNvSpPr>
+                        <a:spLocks/>
+                      </wps:cNvSpPr>
+                      <wps:spPr>
+                        <a:xfrm>
+                          <a:off x="0" y="0"/>
+                          <a:ext cx="47625" cy="47625"/>
+                        </a:xfrm>
+                        <a:custGeom>
+                          <a:avLst/>
+                          <a:gdLst/>
+                          <a:ahLst/>
+                          <a:cxnLst/>
+                          <a:rect l="l" t="t" r="r" b="b"/>
+                          <a:pathLst>
+                            <a:path w="47625" h="47625">
+                              <a:moveTo>
+                                <a:pt x="27141" y="47583"/>
+                              </a:moveTo>
+                              <a:lnTo>
+                                <a:pt x="20443" y="47583"/>
+                              </a:lnTo>
+                              <a:lnTo>
+                                <a:pt x="17437" y="46985"/>
+                              </a:lnTo>
+                              <a:lnTo>
+                                <a:pt x="0" y="27139"/>
+                              </a:lnTo>
+                              <a:lnTo>
+                                <a:pt x="0" y="24015"/>
+                              </a:lnTo>
+                              <a:lnTo>
+                                <a:pt x="0" y="20443"/>
+                              </a:lnTo>
+                              <a:lnTo>
+                                <a:pt x="20443" y="0"/>
+                              </a:lnTo>
+                              <a:lnTo>
+                                <a:pt x="27141" y="0"/>
+                              </a:lnTo>
+                              <a:lnTo>
+                                <a:pt x="47585" y="20443"/>
+                              </a:lnTo>
+                              <a:lnTo>
+                                <a:pt x="47585" y="27139"/>
+                              </a:lnTo>
+                              <a:lnTo>
+                                <a:pt x="30147" y="46985"/>
+                              </a:lnTo>
+                              <a:lnTo>
+                                <a:pt x="27141" y="47583"/>
+                              </a:lnTo>
+                              <a:close/>
+                            </a:path>
+                          </a:pathLst>
+                        </a:custGeom>
+                        <a:solidFill>
+                          <a:srgbClr val="2964AC"/>
+                        </a:solidFill>
+                      </wps:spPr>
+                      <wps:bodyPr wrap="square" lIns="0" tIns="0" rIns="0" bIns="0" rtlCol="0">
+                        <a:prstTxWarp prst="textNoShape">
+                          <a:avLst/>
+                        </a:prstTxWarp>
+                        <a:noAutofit/>
+                      </wps:bodyPr>
+                    </wps:wsp>
+                  </a:graphicData>
+                </a:graphic>
+              </wp:anchor>
+            </w:drawing>
+          </mc:Choice>
+          <mc:Fallback>
+            <w:pict>
+              <v:shape w14:anchorId="1BADF5EC" id="Graphic 21" o:spid="_x0000_s1026" style="position:absolute;margin-left:66.65pt;margin-top:6.85pt;width:3.75pt;height:3.75pt;z-index:251682816;visibility:visible;mso-wrap-style:square;mso-wrap-distance-left:0;mso-wrap-distance-top:0;mso-wrap-distance-right:0;mso-wrap-distance-bottom:0;mso-position-horizontal:absolute;mso-position-horizontal-relative:page;mso-position-vertical:absolute;mso-position-vertical-relative:text;v-text-anchor:top" coordsize="47625,47625" o:gfxdata="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" path="m27141,47583r-6698,l17437,46985,,27139,,24015,,20443,20443,r6698,l47585,20443r,6696l30147,46985r-3006,598xe" fillcolor="#2964ac" stroked="f">
+                <v:path arrowok="t"/>
+                <w10:wrap anchorx="page"/>
+              </v:shape>
+            </w:pict>
+          </mc:Fallback>
+        </mc:AlternateContent>
+      </w:r>
+      <w:r>
+        <w:rPr>
+          <w:rFonts w:asciiTheme="minorHAnsi" w:hAnsiTheme="minorHAnsi" w:cstheme="minorHAnsi"/>
+          <w:noProof/>
+        </w:rPr>
+        <w:t>Power BI</w:t>
+      </w:r>
+      <w:r>
+        <w:rPr>
+          <w:rFonts w:asciiTheme="minorHAnsi" w:hAnsiTheme="minorHAnsi" w:cstheme="minorHAnsi"/>
+          <w:w w:val="90"/>
+        </w:rPr>
+        <w:t xml:space="preserve"> (learning)</w:t>
       </w:r>
       <w:r>
         <w:rPr>
@@ -5750,89 +5938,518 @@
     </w:p>
     <w:p>
       <w:pPr>
-        <w:pStyle w:val="BodyText"/>
-        <w:spacing w:before="119" w:line="254" w:lineRule="auto"/>
-        <w:ind w:right="5566"/>
-        <w:rPr>
-          <w:rFonts w:asciiTheme="minorHAnsi" w:hAnsiTheme="minorHAnsi" w:cstheme="minorHAnsi"/>
+        <w:spacing w:line="254" w:lineRule="auto"/>
+        <w:ind w:left="117" w:right="1700"/>
+        <w:rPr>
+          <w:rFonts w:asciiTheme="minorHAnsi" w:hAnsiTheme="minorHAnsi" w:cstheme="minorHAnsi"/>
+          <w:w w:val="85"/>
+          <w:sz w:val="23"/>
+        </w:rPr>
+      </w:pPr>
+      <w:r>
+        <w:rPr>
+          <w:rFonts w:asciiTheme="minorHAnsi" w:hAnsiTheme="minorHAnsi" w:cstheme="minorHAnsi"/>
+          <w:b/>
+          <w:bCs/>
           <w:spacing w:val="-2"/>
           <w:w w:val="90"/>
-        </w:rPr>
-      </w:pPr>
-      <w:r>
-        <w:rPr>
-          <w:rFonts w:asciiTheme="minorHAnsi" w:hAnsiTheme="minorHAnsi" w:cstheme="minorHAnsi"/>
-          <w:spacing w:val="-2"/>
-          <w:w w:val="90"/>
+          <w:sz w:val="21"/>
+          <w:szCs w:val="21"/>
         </w:rPr>
         <w:t>Enterprise</w:t>
       </w:r>
       <w:r>
         <w:rPr>
           <w:rFonts w:asciiTheme="minorHAnsi" w:hAnsiTheme="minorHAnsi" w:cstheme="minorHAnsi"/>
+          <w:b/>
+          <w:bCs/>
           <w:spacing w:val="-7"/>
           <w:w w:val="90"/>
-        </w:rPr>
-        <w:t xml:space="preserve"> </w:t>
-      </w:r>
-      <w:r>
-        <w:rPr>
-          <w:rFonts w:asciiTheme="minorHAnsi" w:hAnsiTheme="minorHAnsi" w:cstheme="minorHAnsi"/>
+          <w:sz w:val="21"/>
+          <w:szCs w:val="21"/>
+        </w:rPr>
+        <w:t xml:space="preserve"> </w:t>
+      </w:r>
+      <w:r>
+        <w:rPr>
+          <w:rFonts w:asciiTheme="minorHAnsi" w:hAnsiTheme="minorHAnsi" w:cstheme="minorHAnsi"/>
+          <w:b/>
+          <w:bCs/>
           <w:spacing w:val="-2"/>
           <w:w w:val="90"/>
+          <w:sz w:val="21"/>
+          <w:szCs w:val="21"/>
         </w:rPr>
         <w:t>Design</w:t>
       </w:r>
       <w:r>
         <w:rPr>
           <w:rFonts w:asciiTheme="minorHAnsi" w:hAnsiTheme="minorHAnsi" w:cstheme="minorHAnsi"/>
+          <w:b/>
+          <w:bCs/>
           <w:spacing w:val="-7"/>
           <w:w w:val="90"/>
-        </w:rPr>
-        <w:t xml:space="preserve"> </w:t>
-      </w:r>
-      <w:r>
-        <w:rPr>
-          <w:rFonts w:asciiTheme="minorHAnsi" w:hAnsiTheme="minorHAnsi" w:cstheme="minorHAnsi"/>
+          <w:sz w:val="21"/>
+          <w:szCs w:val="21"/>
+        </w:rPr>
+        <w:t xml:space="preserve"> </w:t>
+      </w:r>
+      <w:r>
+        <w:rPr>
+          <w:rFonts w:asciiTheme="minorHAnsi" w:hAnsiTheme="minorHAnsi" w:cstheme="minorHAnsi"/>
+          <w:b/>
+          <w:bCs/>
           <w:spacing w:val="-2"/>
           <w:w w:val="90"/>
+          <w:sz w:val="21"/>
+          <w:szCs w:val="21"/>
         </w:rPr>
         <w:t>Thinking</w:t>
+      </w:r>
+      <w:r>
+        <w:rPr>
+          <w:rFonts w:asciiTheme="minorHAnsi" w:hAnsiTheme="minorHAnsi" w:cstheme="minorHAnsi"/>
+          <w:b/>
+          <w:bCs/>
+          <w:spacing w:val="-2"/>
+          <w:w w:val="90"/>
+          <w:sz w:val="21"/>
+          <w:szCs w:val="21"/>
+        </w:rPr>
+        <w:t xml:space="preserve"> Practitioner</w:t>
+      </w:r>
+      <w:r>
+        <w:rPr>
+          <w:rFonts w:asciiTheme="minorHAnsi" w:hAnsiTheme="minorHAnsi" w:cstheme="minorHAnsi"/>
+          <w:spacing w:val="-2"/>
+          <w:w w:val="90"/>
+        </w:rPr>
+        <w:t xml:space="preserve">                                          </w:t>
+      </w:r>
+      <w:r>
+        <w:rPr>
+          <w:rFonts w:asciiTheme="minorHAnsi" w:hAnsiTheme="minorHAnsi" w:cstheme="minorHAnsi"/>
+          <w:spacing w:val="-2"/>
+          <w:w w:val="90"/>
+        </w:rPr>
+        <w:t xml:space="preserve">    </w:t>
+      </w:r>
+      <w:r>
+        <w:rPr>
+          <w:rFonts w:asciiTheme="minorHAnsi" w:hAnsiTheme="minorHAnsi" w:cstheme="minorHAnsi"/>
+          <w:b/>
+          <w:bCs/>
+          <w:w w:val="85"/>
+          <w:sz w:val="21"/>
+          <w:szCs w:val="21"/>
+        </w:rPr>
+        <w:t xml:space="preserve">CP-SAT </w:t>
+      </w:r>
+      <w:r>
+        <w:rPr>
+          <w:rFonts w:asciiTheme="minorHAnsi" w:hAnsiTheme="minorHAnsi" w:cstheme="minorHAnsi"/>
+          <w:b/>
+          <w:bCs/>
+          <w:spacing w:val="-13"/>
+          <w:w w:val="85"/>
+          <w:sz w:val="21"/>
+          <w:szCs w:val="21"/>
+        </w:rPr>
+        <w:t>Foundation</w:t>
       </w:r>
       <w:r>
         <w:rPr>
           <w:rFonts w:asciiTheme="minorHAnsi" w:hAnsiTheme="minorHAnsi" w:cstheme="minorHAnsi"/>
           <w:spacing w:val="-7"/>
           <w:w w:val="90"/>
-        </w:rPr>
-        <w:t xml:space="preserve"> </w:t>
-      </w:r>
-      <w:r>
-        <w:rPr>
-          <w:rFonts w:asciiTheme="minorHAnsi" w:hAnsiTheme="minorHAnsi" w:cstheme="minorHAnsi"/>
-          <w:spacing w:val="-2"/>
-          <w:w w:val="90"/>
-        </w:rPr>
-        <w:t xml:space="preserve">Practitioner </w:t>
+          <w:sz w:val="20"/>
+          <w:szCs w:val="20"/>
+        </w:rPr>
+        <w:t xml:space="preserve"> </w:t>
       </w:r>
     </w:p>
     <w:p>
       <w:pPr>
         <w:pStyle w:val="BodyText"/>
         <w:spacing w:line="254" w:lineRule="auto"/>
-        <w:ind w:right="5566"/>
+        <w:ind w:right="1970"/>
         <w:rPr>
           <w:rFonts w:asciiTheme="minorHAnsi" w:hAnsiTheme="minorHAnsi" w:cstheme="minorHAnsi"/>
           <w:sz w:val="20"/>
         </w:rPr>
       </w:pPr>
+      <w:r>
+        <w:rPr>
+          <w:rFonts w:asciiTheme="minorHAnsi" w:hAnsiTheme="minorHAnsi" w:cstheme="minorHAnsi"/>
+          <w:spacing w:val="-4"/>
+          <w:sz w:val="19"/>
+          <w:szCs w:val="19"/>
+        </w:rPr>
+        <w:t>IBM</w:t>
+      </w:r>
       <w:r>
         <w:rPr>
           <w:rFonts w:asciiTheme="minorHAnsi" w:hAnsiTheme="minorHAnsi" w:cstheme="minorHAnsi"/>
           <w:spacing w:val="-4"/>
           <w:sz w:val="20"/>
         </w:rPr>
-        <w:t>IBM</w:t>
+        <w:tab/>
+      </w:r>
+      <w:r>
+        <w:rPr>
+          <w:rFonts w:asciiTheme="minorHAnsi" w:hAnsiTheme="minorHAnsi" w:cstheme="minorHAnsi"/>
+          <w:spacing w:val="-4"/>
+          <w:sz w:val="20"/>
+        </w:rPr>
+        <w:tab/>
+      </w:r>
+      <w:r>
+        <w:rPr>
+          <w:rFonts w:asciiTheme="minorHAnsi" w:hAnsiTheme="minorHAnsi" w:cstheme="minorHAnsi"/>
+          <w:spacing w:val="-4"/>
+          <w:sz w:val="20"/>
+        </w:rPr>
+        <w:tab/>
+      </w:r>
+      <w:r>
+        <w:rPr>
+          <w:rFonts w:asciiTheme="minorHAnsi" w:hAnsiTheme="minorHAnsi" w:cstheme="minorHAnsi"/>
+          <w:spacing w:val="-4"/>
+          <w:sz w:val="20"/>
+        </w:rPr>
+        <w:tab/>
+      </w:r>
+      <w:r>
+        <w:rPr>
+          <w:rFonts w:asciiTheme="minorHAnsi" w:hAnsiTheme="minorHAnsi" w:cstheme="minorHAnsi"/>
+          <w:spacing w:val="-4"/>
+          <w:sz w:val="20"/>
+        </w:rPr>
+        <w:tab/>
+      </w:r>
+      <w:r>
+        <w:rPr>
+          <w:rFonts w:asciiTheme="minorHAnsi" w:hAnsiTheme="minorHAnsi" w:cstheme="minorHAnsi"/>
+          <w:spacing w:val="-4"/>
+          <w:sz w:val="20"/>
+        </w:rPr>
+        <w:tab/>
+      </w:r>
+      <w:r>
+        <w:rPr>
+          <w:rFonts w:asciiTheme="minorHAnsi" w:hAnsiTheme="minorHAnsi" w:cstheme="minorHAnsi"/>
+          <w:spacing w:val="-4"/>
+          <w:sz w:val="20"/>
+        </w:rPr>
+        <w:tab/>
+      </w:r>
+      <w:r>
+        <w:rPr>
+          <w:rFonts w:asciiTheme="minorHAnsi" w:hAnsiTheme="minorHAnsi" w:cstheme="minorHAnsi"/>
+          <w:spacing w:val="-2"/>
+          <w:sz w:val="19"/>
+          <w:szCs w:val="19"/>
+        </w:rPr>
+        <w:t>Agile Testing Alliance</w:t>
+      </w:r>
+    </w:p>
+    <w:p>
+      <w:pPr>
+        <w:spacing w:line="254" w:lineRule="auto"/>
+        <w:ind w:left="117" w:right="1970"/>
+        <w:rPr>
+          <w:rFonts w:asciiTheme="minorHAnsi" w:hAnsiTheme="minorHAnsi" w:cstheme="minorHAnsi"/>
+          <w:spacing w:val="-2"/>
+          <w:sz w:val="20"/>
+        </w:rPr>
+      </w:pPr>
+      <w:r>
+        <w:rPr>
+          <w:rFonts w:asciiTheme="minorHAnsi" w:hAnsiTheme="minorHAnsi" w:cstheme="minorHAnsi"/>
+          <w:w w:val="85"/>
+          <w:sz w:val="23"/>
+        </w:rPr>
+        <w:tab/>
+      </w:r>
+      <w:r>
+        <w:rPr>
+          <w:rFonts w:asciiTheme="minorHAnsi" w:hAnsiTheme="minorHAnsi" w:cstheme="minorHAnsi"/>
+          <w:w w:val="85"/>
+          <w:sz w:val="23"/>
+        </w:rPr>
+        <w:tab/>
+      </w:r>
+      <w:r>
+        <w:rPr>
+          <w:rFonts w:asciiTheme="minorHAnsi" w:hAnsiTheme="minorHAnsi" w:cstheme="minorHAnsi"/>
+          <w:w w:val="85"/>
+          <w:sz w:val="23"/>
+        </w:rPr>
+        <w:tab/>
+      </w:r>
+      <w:r>
+        <w:rPr>
+          <w:rFonts w:asciiTheme="minorHAnsi" w:hAnsiTheme="minorHAnsi" w:cstheme="minorHAnsi"/>
+          <w:w w:val="85"/>
+          <w:sz w:val="23"/>
+        </w:rPr>
+        <w:tab/>
+      </w:r>
+      <w:r>
+        <w:rPr>
+          <w:rFonts w:asciiTheme="minorHAnsi" w:hAnsiTheme="minorHAnsi" w:cstheme="minorHAnsi"/>
+          <w:w w:val="85"/>
+          <w:sz w:val="23"/>
+        </w:rPr>
+        <w:tab/>
+      </w:r>
+    </w:p>
+    <w:p>
+      <w:pPr>
+        <w:spacing w:line="254" w:lineRule="auto"/>
+        <w:ind w:left="117" w:right="2510"/>
+        <w:rPr>
+          <w:rFonts w:asciiTheme="minorHAnsi" w:hAnsiTheme="minorHAnsi" w:cstheme="minorHAnsi"/>
+          <w:w w:val="85"/>
+          <w:sz w:val="23"/>
+        </w:rPr>
+      </w:pPr>
+      <w:r>
+        <w:rPr>
+          <w:rFonts w:asciiTheme="minorHAnsi" w:hAnsiTheme="minorHAnsi" w:cstheme="minorHAnsi"/>
+          <w:b/>
+          <w:bCs/>
+          <w:w w:val="85"/>
+          <w:sz w:val="21"/>
+          <w:szCs w:val="21"/>
+        </w:rPr>
+        <w:t>Azure</w:t>
+      </w:r>
+      <w:r>
+        <w:rPr>
+          <w:rFonts w:asciiTheme="minorHAnsi" w:hAnsiTheme="minorHAnsi" w:cstheme="minorHAnsi"/>
+          <w:b/>
+          <w:bCs/>
+          <w:spacing w:val="-14"/>
+          <w:w w:val="85"/>
+          <w:sz w:val="21"/>
+          <w:szCs w:val="21"/>
+        </w:rPr>
+        <w:t xml:space="preserve"> </w:t>
+      </w:r>
+      <w:r>
+        <w:rPr>
+          <w:rFonts w:asciiTheme="minorHAnsi" w:hAnsiTheme="minorHAnsi" w:cstheme="minorHAnsi"/>
+          <w:b/>
+          <w:bCs/>
+          <w:w w:val="85"/>
+          <w:sz w:val="21"/>
+          <w:szCs w:val="21"/>
+        </w:rPr>
+        <w:t>Developer</w:t>
+      </w:r>
+      <w:r>
+        <w:rPr>
+          <w:rFonts w:asciiTheme="minorHAnsi" w:hAnsiTheme="minorHAnsi" w:cstheme="minorHAnsi"/>
+          <w:b/>
+          <w:bCs/>
+          <w:spacing w:val="-13"/>
+          <w:w w:val="85"/>
+          <w:sz w:val="21"/>
+          <w:szCs w:val="21"/>
+        </w:rPr>
+        <w:t xml:space="preserve"> </w:t>
+      </w:r>
+      <w:r>
+        <w:rPr>
+          <w:rFonts w:asciiTheme="minorHAnsi" w:hAnsiTheme="minorHAnsi" w:cstheme="minorHAnsi"/>
+          <w:b/>
+          <w:bCs/>
+          <w:w w:val="85"/>
+          <w:sz w:val="21"/>
+          <w:szCs w:val="21"/>
+        </w:rPr>
+        <w:t>Associate (AZ-204)</w:t>
+      </w:r>
+      <w:r>
+        <w:rPr>
+          <w:rFonts w:asciiTheme="minorHAnsi" w:hAnsiTheme="minorHAnsi" w:cstheme="minorHAnsi"/>
+          <w:w w:val="85"/>
+          <w:sz w:val="23"/>
+        </w:rPr>
+        <w:tab/>
+      </w:r>
+      <w:r>
+        <w:rPr>
+          <w:rFonts w:asciiTheme="minorHAnsi" w:hAnsiTheme="minorHAnsi" w:cstheme="minorHAnsi"/>
+          <w:w w:val="85"/>
+          <w:sz w:val="23"/>
+        </w:rPr>
+        <w:tab/>
+      </w:r>
+      <w:r>
+        <w:rPr>
+          <w:rFonts w:asciiTheme="minorHAnsi" w:hAnsiTheme="minorHAnsi" w:cstheme="minorHAnsi"/>
+          <w:w w:val="85"/>
+          <w:sz w:val="23"/>
+        </w:rPr>
+        <w:tab/>
+      </w:r>
+      <w:r>
+        <w:rPr>
+          <w:rFonts w:asciiTheme="minorHAnsi" w:hAnsiTheme="minorHAnsi" w:cstheme="minorHAnsi"/>
+          <w:w w:val="85"/>
+          <w:sz w:val="23"/>
+        </w:rPr>
+        <w:tab/>
+      </w:r>
+      <w:r>
+        <w:rPr>
+          <w:rFonts w:asciiTheme="minorHAnsi" w:hAnsiTheme="minorHAnsi" w:cstheme="minorHAnsi"/>
+          <w:b/>
+          <w:bCs/>
+          <w:w w:val="85"/>
+          <w:sz w:val="23"/>
+        </w:rPr>
+        <w:t>ISTQB Foundation</w:t>
+      </w:r>
+    </w:p>
+    <w:p>
+      <w:pPr>
+        <w:spacing w:line="254" w:lineRule="auto"/>
+        <w:ind w:left="117" w:right="2510"/>
+        <w:rPr>
+          <w:rFonts w:asciiTheme="minorHAnsi" w:hAnsiTheme="minorHAnsi" w:cstheme="minorHAnsi"/>
+          <w:spacing w:val="-2"/>
+          <w:sz w:val="20"/>
+        </w:rPr>
+      </w:pPr>
+      <w:r>
+        <w:rPr>
+          <w:rFonts w:asciiTheme="minorHAnsi" w:hAnsiTheme="minorHAnsi" w:cstheme="minorHAnsi"/>
+          <w:b/>
+          <w:bCs/>
+          <w:spacing w:val="-2"/>
+          <w:sz w:val="21"/>
+          <w:szCs w:val="21"/>
+        </w:rPr>
+        <w:t>Azure AI Fundamentals (AI -900)</w:t>
+      </w:r>
+      <w:r>
+        <w:rPr>
+          <w:rFonts w:asciiTheme="minorHAnsi" w:hAnsiTheme="minorHAnsi" w:cstheme="minorHAnsi"/>
+          <w:spacing w:val="-2"/>
+          <w:sz w:val="20"/>
+        </w:rPr>
+        <w:tab/>
+      </w:r>
+      <w:r>
+        <w:rPr>
+          <w:rFonts w:asciiTheme="minorHAnsi" w:hAnsiTheme="minorHAnsi" w:cstheme="minorHAnsi"/>
+          <w:spacing w:val="-2"/>
+          <w:sz w:val="20"/>
+        </w:rPr>
+        <w:tab/>
+      </w:r>
+      <w:r>
+        <w:rPr>
+          <w:rFonts w:asciiTheme="minorHAnsi" w:hAnsiTheme="minorHAnsi" w:cstheme="minorHAnsi"/>
+          <w:spacing w:val="-2"/>
+          <w:sz w:val="20"/>
+        </w:rPr>
+        <w:tab/>
+      </w:r>
+      <w:r>
+        <w:rPr>
+          <w:rFonts w:asciiTheme="minorHAnsi" w:hAnsiTheme="minorHAnsi" w:cstheme="minorHAnsi"/>
+          <w:spacing w:val="-2"/>
+          <w:sz w:val="20"/>
+        </w:rPr>
+        <w:tab/>
+      </w:r>
+      <w:r>
+        <w:rPr>
+          <w:rFonts w:asciiTheme="minorHAnsi" w:hAnsiTheme="minorHAnsi" w:cstheme="minorHAnsi"/>
+          <w:spacing w:val="-2"/>
+          <w:sz w:val="19"/>
+          <w:szCs w:val="19"/>
+        </w:rPr>
+        <w:t>Indian Testing Board</w:t>
+      </w:r>
+    </w:p>
+    <w:p>
+      <w:pPr>
+        <w:spacing w:line="254" w:lineRule="auto"/>
+        <w:ind w:left="117" w:right="2510"/>
+        <w:rPr>
+          <w:rFonts w:asciiTheme="minorHAnsi" w:hAnsiTheme="minorHAnsi" w:cstheme="minorHAnsi"/>
+          <w:spacing w:val="-2"/>
+          <w:sz w:val="19"/>
+          <w:szCs w:val="19"/>
+        </w:rPr>
+      </w:pPr>
+      <w:r>
+        <w:rPr>
+          <w:rFonts w:asciiTheme="minorHAnsi" w:hAnsiTheme="minorHAnsi" w:cstheme="minorHAnsi"/>
+          <w:spacing w:val="-2"/>
+          <w:sz w:val="19"/>
+          <w:szCs w:val="19"/>
+        </w:rPr>
+        <w:t>Microsoft</w:t>
+      </w:r>
+      <w:r>
+        <w:rPr>
+          <w:rFonts w:asciiTheme="minorHAnsi" w:hAnsiTheme="minorHAnsi" w:cstheme="minorHAnsi"/>
+          <w:spacing w:val="-2"/>
+          <w:sz w:val="19"/>
+          <w:szCs w:val="19"/>
+        </w:rPr>
+        <w:tab/>
+      </w:r>
+      <w:r>
+        <w:rPr>
+          <w:rFonts w:asciiTheme="minorHAnsi" w:hAnsiTheme="minorHAnsi" w:cstheme="minorHAnsi"/>
+          <w:spacing w:val="-2"/>
+          <w:sz w:val="19"/>
+          <w:szCs w:val="19"/>
+        </w:rPr>
+        <w:tab/>
+      </w:r>
+      <w:r>
+        <w:rPr>
+          <w:rFonts w:asciiTheme="minorHAnsi" w:hAnsiTheme="minorHAnsi" w:cstheme="minorHAnsi"/>
+          <w:spacing w:val="-2"/>
+          <w:sz w:val="19"/>
+          <w:szCs w:val="19"/>
+        </w:rPr>
+        <w:tab/>
+      </w:r>
+      <w:r>
+        <w:rPr>
+          <w:rFonts w:asciiTheme="minorHAnsi" w:hAnsiTheme="minorHAnsi" w:cstheme="minorHAnsi"/>
+          <w:spacing w:val="-2"/>
+          <w:sz w:val="19"/>
+          <w:szCs w:val="19"/>
+        </w:rPr>
+        <w:tab/>
+      </w:r>
+      <w:r>
+        <w:rPr>
+          <w:rFonts w:asciiTheme="minorHAnsi" w:hAnsiTheme="minorHAnsi" w:cstheme="minorHAnsi"/>
+          <w:spacing w:val="-2"/>
+          <w:sz w:val="19"/>
+          <w:szCs w:val="19"/>
+        </w:rPr>
+        <w:tab/>
+      </w:r>
+      <w:r>
+        <w:rPr>
+          <w:rFonts w:asciiTheme="minorHAnsi" w:hAnsiTheme="minorHAnsi" w:cstheme="minorHAnsi"/>
+          <w:spacing w:val="-2"/>
+          <w:sz w:val="19"/>
+          <w:szCs w:val="19"/>
+        </w:rPr>
+        <w:tab/>
       </w:r>
     </w:p>
     <w:p>
@@ -5841,66 +6458,7 @@
         <w:ind w:left="117" w:right="7049"/>
         <w:rPr>
           <w:rFonts w:asciiTheme="minorHAnsi" w:hAnsiTheme="minorHAnsi" w:cstheme="minorHAnsi"/>
-          <w:sz w:val="20"/>
-        </w:rPr>
-      </w:pPr>
-      <w:r>
-        <w:rPr>
-          <w:rFonts w:asciiTheme="minorHAnsi" w:hAnsiTheme="minorHAnsi" w:cstheme="minorHAnsi"/>
-          <w:w w:val="85"/>
-          <w:sz w:val="23"/>
-        </w:rPr>
-        <w:t>Azure</w:t>
-      </w:r>
-      <w:r>
-        <w:rPr>
-          <w:rFonts w:asciiTheme="minorHAnsi" w:hAnsiTheme="minorHAnsi" w:cstheme="minorHAnsi"/>
-          <w:spacing w:val="-14"/>
-          <w:w w:val="85"/>
-          <w:sz w:val="23"/>
-        </w:rPr>
-        <w:t xml:space="preserve"> </w:t>
-      </w:r>
-      <w:r>
-        <w:rPr>
-          <w:rFonts w:asciiTheme="minorHAnsi" w:hAnsiTheme="minorHAnsi" w:cstheme="minorHAnsi"/>
-          <w:w w:val="85"/>
-          <w:sz w:val="23"/>
-        </w:rPr>
-        <w:t>Developer</w:t>
-      </w:r>
-      <w:r>
-        <w:rPr>
-          <w:rFonts w:asciiTheme="minorHAnsi" w:hAnsiTheme="minorHAnsi" w:cstheme="minorHAnsi"/>
-          <w:spacing w:val="-13"/>
-          <w:w w:val="85"/>
-          <w:sz w:val="23"/>
-        </w:rPr>
-        <w:t xml:space="preserve"> </w:t>
-      </w:r>
-      <w:r>
-        <w:rPr>
-          <w:rFonts w:asciiTheme="minorHAnsi" w:hAnsiTheme="minorHAnsi" w:cstheme="minorHAnsi"/>
-          <w:w w:val="85"/>
-          <w:sz w:val="23"/>
-        </w:rPr>
-        <w:t xml:space="preserve">Associate </w:t>
-      </w:r>
-      <w:r>
-        <w:rPr>
-          <w:rFonts w:asciiTheme="minorHAnsi" w:hAnsiTheme="minorHAnsi" w:cstheme="minorHAnsi"/>
-          <w:spacing w:val="-2"/>
-          <w:sz w:val="20"/>
-        </w:rPr>
-        <w:t>Microsoft</w:t>
-      </w:r>
-    </w:p>
-    <w:p>
-      <w:pPr>
-        <w:pStyle w:val="BodyText"/>
-        <w:spacing w:before="165"/>
-        <w:ind w:left="0"/>
-        <w:rPr>
+          <w:spacing w:val="-2"/>
           <w:sz w:val="20"/>
         </w:rPr>
       </w:pPr>
@@ -5935,14 +6493,125 @@
     <w:p>
       <w:pPr>
         <w:pStyle w:val="BodyText"/>
+        <w:tabs>
+          <w:tab w:val="left" w:pos="3420"/>
+        </w:tabs>
         <w:spacing w:line="271" w:lineRule="auto"/>
-        <w:ind w:left="415" w:right="7734"/>
+        <w:ind w:left="415" w:right="5030"/>
         <w:rPr>
           <w:rFonts w:asciiTheme="minorHAnsi" w:hAnsiTheme="minorHAnsi" w:cstheme="minorHAnsi"/>
           <w:spacing w:val="-2"/>
           <w:w w:val="95"/>
         </w:rPr>
       </w:pPr>
+      <w:r>
+        <w:rPr>
+          <w:rFonts w:asciiTheme="minorHAnsi" w:hAnsiTheme="minorHAnsi" w:cstheme="minorHAnsi"/>
+          <w:noProof/>
+        </w:rPr>
+        <mc:AlternateContent>
+          <mc:Choice Requires="wps">
+            <w:drawing>
+              <wp:anchor distT="0" distB="0" distL="0" distR="0" simplePos="0" relativeHeight="251684864" behindDoc="0" locked="0" layoutInCell="1" allowOverlap="1" wp14:anchorId="76DE55AB" wp14:editId="0456B6EF">
+                <wp:simplePos x="0" y="0"/>
+                <wp:positionH relativeFrom="page">
+                  <wp:posOffset>2743405</wp:posOffset>
+                </wp:positionH>
+                <wp:positionV relativeFrom="paragraph">
+                  <wp:posOffset>81280</wp:posOffset>
+                </wp:positionV>
+                <wp:extent cx="47625" cy="47625"/>
+                <wp:effectExtent l="0" t="0" r="9525" b="9525"/>
+                <wp:wrapNone/>
+                <wp:docPr id="1239685463" name="Graphic 23"/>
+                <wp:cNvGraphicFramePr>
+                  <a:graphicFrameLocks xmlns:a="http://schemas.openxmlformats.org/drawingml/2006/main"/>
+                </wp:cNvGraphicFramePr>
+                <a:graphic xmlns:a="http://schemas.openxmlformats.org/drawingml/2006/main">
+                  <a:graphicData uri="http://schemas.microsoft.com/office/word/2010/wordprocessingShape">
+                    <wps:wsp>
+                      <wps:cNvSpPr>
+                        <a:spLocks/>
+                      </wps:cNvSpPr>
+                      <wps:spPr>
+                        <a:xfrm>
+                          <a:off x="0" y="0"/>
+                          <a:ext cx="47625" cy="47625"/>
+                        </a:xfrm>
+                        <a:custGeom>
+                          <a:avLst/>
+                          <a:gdLst/>
+                          <a:ahLst/>
+                          <a:cxnLst/>
+                          <a:rect l="l" t="t" r="r" b="b"/>
+                          <a:pathLst>
+                            <a:path w="47625" h="47625">
+                              <a:moveTo>
+                                <a:pt x="27141" y="47583"/>
+                              </a:moveTo>
+                              <a:lnTo>
+                                <a:pt x="20443" y="47583"/>
+                              </a:lnTo>
+                              <a:lnTo>
+                                <a:pt x="17437" y="46985"/>
+                              </a:lnTo>
+                              <a:lnTo>
+                                <a:pt x="0" y="27140"/>
+                              </a:lnTo>
+                              <a:lnTo>
+                                <a:pt x="0" y="24015"/>
+                              </a:lnTo>
+                              <a:lnTo>
+                                <a:pt x="0" y="20443"/>
+                              </a:lnTo>
+                              <a:lnTo>
+                                <a:pt x="20443" y="0"/>
+                              </a:lnTo>
+                              <a:lnTo>
+                                <a:pt x="27141" y="0"/>
+                              </a:lnTo>
+                              <a:lnTo>
+                                <a:pt x="47585" y="20443"/>
+                              </a:lnTo>
+                              <a:lnTo>
+                                <a:pt x="47585" y="27140"/>
+                              </a:lnTo>
+                              <a:lnTo>
+                                <a:pt x="30147" y="46985"/>
+                              </a:lnTo>
+                              <a:lnTo>
+                                <a:pt x="27141" y="47583"/>
+                              </a:lnTo>
+                              <a:close/>
+                            </a:path>
+                          </a:pathLst>
+                        </a:custGeom>
+                        <a:solidFill>
+                          <a:srgbClr val="2964AC"/>
+                        </a:solidFill>
+                      </wps:spPr>
+                      <wps:bodyPr wrap="square" lIns="0" tIns="0" rIns="0" bIns="0" rtlCol="0">
+                        <a:prstTxWarp prst="textNoShape">
+                          <a:avLst/>
+                        </a:prstTxWarp>
+                        <a:noAutofit/>
+                      </wps:bodyPr>
+                    </wps:wsp>
+                  </a:graphicData>
+                </a:graphic>
+              </wp:anchor>
+            </w:drawing>
+          </mc:Choice>
+          <mc:Fallback>
+            <w:pict>
+              <v:shape w14:anchorId="57F2201E" id="Graphic 23" o:spid="_x0000_s1026" style="position:absolute;margin-left:3in;margin-top:6.4pt;width:3.75pt;height:3.75pt;z-index:251684864;visibility:visible;mso-wrap-style:square;mso-wrap-distance-left:0;mso-wrap-distance-top:0;mso-wrap-distance-right:0;mso-wrap-distance-bottom:0;mso-position-horizontal:absolute;mso-position-horizontal-relative:page;mso-position-vertical:absolute;mso-position-vertical-relative:text;v-text-anchor:top" coordsize="47625,47625" o:gfxdata="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" path="m27141,47583r-6698,l17437,46985,,27140,,24015,,20443,20443,r6698,l47585,20443r,6697l30147,46985r-3006,598xe" fillcolor="#2964ac" stroked="f">
+                <v:path arrowok="t"/>
+                <w10:wrap anchorx="page"/>
+              </v:shape>
+            </w:pict>
+          </mc:Fallback>
+        </mc:AlternateContent>
+      </w:r>
       <w:r>
         <w:rPr>
           <w:rFonts w:asciiTheme="minorHAnsi" w:hAnsiTheme="minorHAnsi" w:cstheme="minorHAnsi"/>
@@ -6043,7 +6712,7 @@
           </mc:Choice>
           <mc:Fallback>
             <w:pict>
-              <v:shape w14:anchorId="66F16CDF" id="Graphic 23" o:spid="_x0000_s1026" style="position:absolute;margin-left:66.55pt;margin-top:6.6pt;width:3.75pt;height:3.75pt;z-index:251666432;visibility:visible;mso-wrap-style:square;mso-wrap-distance-left:0;mso-wrap-distance-top:0;mso-wrap-distance-right:0;mso-wrap-distance-bottom:0;mso-position-horizontal:absolute;mso-position-horizontal-relative:page;mso-position-vertical:absolute;mso-position-vertical-relative:text;v-text-anchor:top" coordsize="47625,47625" o:gfxdata="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" path="m27141,47583r-6698,l17437,46985,,27140,,24015,,20443,20443,r6698,l47585,20443r,6697l30147,46985r-3006,598xe" fillcolor="#2964ac" stroked="f">
+              <v:shape w14:anchorId="5E0B37B5" id="Graphic 23" o:spid="_x0000_s1026" style="position:absolute;margin-left:66.55pt;margin-top:6.6pt;width:3.75pt;height:3.75pt;z-index:251666432;visibility:visible;mso-wrap-style:square;mso-wrap-distance-left:0;mso-wrap-distance-top:0;mso-wrap-distance-right:0;mso-wrap-distance-bottom:0;mso-position-horizontal:absolute;mso-position-horizontal-relative:page;mso-position-vertical:absolute;mso-position-vertical-relative:text;v-text-anchor:top" coordsize="47625,47625" o:gfxdata="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" path="m27141,47583r-6698,l17437,46985,,27140,,24015,,20443,20443,r6698,l47585,20443r,6697l30147,46985r-3006,598xe" fillcolor="#2964ac" stroked="f">
                 <v:path arrowok="t"/>
                 <w10:wrap anchorx="page"/>
               </v:shape>
@@ -6059,16 +6728,27 @@
         </w:rPr>
         <w:t xml:space="preserve">Postman </w:t>
       </w:r>
+      <w:r>
+        <w:rPr>
+          <w:rFonts w:asciiTheme="minorHAnsi" w:hAnsiTheme="minorHAnsi" w:cstheme="minorHAnsi"/>
+          <w:spacing w:val="-2"/>
+          <w:w w:val="95"/>
+        </w:rPr>
+        <w:t xml:space="preserve">                                            ALM</w:t>
+      </w:r>
     </w:p>
     <w:p>
       <w:pPr>
         <w:pStyle w:val="BodyText"/>
+        <w:tabs>
+          <w:tab w:val="left" w:pos="3420"/>
+        </w:tabs>
         <w:spacing w:line="271" w:lineRule="auto"/>
-        <w:ind w:left="415" w:right="7734"/>
-        <w:rPr>
-          <w:rFonts w:asciiTheme="minorHAnsi" w:hAnsiTheme="minorHAnsi" w:cstheme="minorHAnsi"/>
-          <w:spacing w:val="-4"/>
-          <w:w w:val="90"/>
+        <w:ind w:left="415" w:right="4760"/>
+        <w:rPr>
+          <w:rFonts w:asciiTheme="minorHAnsi" w:hAnsiTheme="minorHAnsi" w:cstheme="minorHAnsi"/>
+          <w:spacing w:val="-2"/>
+          <w:w w:val="95"/>
         </w:rPr>
       </w:pPr>
       <w:r>
@@ -6171,7 +6851,7 @@
           </mc:Choice>
           <mc:Fallback>
             <w:pict>
-              <v:shape w14:anchorId="03319253" id="Graphic 24" o:spid="_x0000_s1026" style="position:absolute;margin-left:66.65pt;margin-top:5.65pt;width:3.75pt;height:3.75pt;z-index:251668480;visibility:visible;mso-wrap-style:square;mso-wrap-distance-left:0;mso-wrap-distance-top:0;mso-wrap-distance-right:0;mso-wrap-distance-bottom:0;mso-position-horizontal:absolute;mso-position-horizontal-relative:page;mso-position-vertical:absolute;mso-position-vertical-relative:text;v-text-anchor:top" coordsize="47625,47625" o:gfxdata="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" path="m27141,47583r-6698,l17437,46985,,27139,,24015,,20443,20443,r6698,l47585,20443r,6696l30147,46985r-3006,598xe" fillcolor="#2964ac" stroked="f">
+              <v:shape w14:anchorId="6849ADE2" id="Graphic 24" o:spid="_x0000_s1026" style="position:absolute;margin-left:66.65pt;margin-top:5.65pt;width:3.75pt;height:3.75pt;z-index:251668480;visibility:visible;mso-wrap-style:square;mso-wrap-distance-left:0;mso-wrap-distance-top:0;mso-wrap-distance-right:0;mso-wrap-distance-bottom:0;mso-position-horizontal:absolute;mso-position-horizontal-relative:page;mso-position-vertical:absolute;mso-position-vertical-relative:text;v-text-anchor:top" coordsize="47625,47625" o:gfxdata="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" path="m27141,47583r-6698,l17437,46985,,27139,,24015,,20443,20443,r6698,l47585,20443r,6696l30147,46985r-3006,598xe" fillcolor="#2964ac" stroked="f">
                 <v:path arrowok="t"/>
                 <w10:wrap anchorx="page"/>
               </v:shape>
@@ -6203,16 +6883,239 @@
         </w:rPr>
         <w:t xml:space="preserve">DevOps </w:t>
       </w:r>
+      <w:r>
+        <w:rPr>
+          <w:rFonts w:asciiTheme="minorHAnsi" w:hAnsiTheme="minorHAnsi" w:cstheme="minorHAnsi"/>
+          <w:noProof/>
+        </w:rPr>
+        <mc:AlternateContent>
+          <mc:Choice Requires="wps">
+            <w:drawing>
+              <wp:anchor distT="0" distB="0" distL="0" distR="0" simplePos="0" relativeHeight="251687936" behindDoc="0" locked="0" layoutInCell="1" allowOverlap="1" wp14:anchorId="3D0F1B91" wp14:editId="07A15D4D">
+                <wp:simplePos x="0" y="0"/>
+                <wp:positionH relativeFrom="page">
+                  <wp:posOffset>2743405</wp:posOffset>
+                </wp:positionH>
+                <wp:positionV relativeFrom="paragraph">
+                  <wp:posOffset>81280</wp:posOffset>
+                </wp:positionV>
+                <wp:extent cx="47625" cy="47625"/>
+                <wp:effectExtent l="0" t="0" r="9525" b="9525"/>
+                <wp:wrapNone/>
+                <wp:docPr id="1222901358" name="Graphic 23"/>
+                <wp:cNvGraphicFramePr>
+                  <a:graphicFrameLocks xmlns:a="http://schemas.openxmlformats.org/drawingml/2006/main"/>
+                </wp:cNvGraphicFramePr>
+                <a:graphic xmlns:a="http://schemas.openxmlformats.org/drawingml/2006/main">
+                  <a:graphicData uri="http://schemas.microsoft.com/office/word/2010/wordprocessingShape">
+                    <wps:wsp>
+                      <wps:cNvSpPr>
+                        <a:spLocks/>
+                      </wps:cNvSpPr>
+                      <wps:spPr>
+                        <a:xfrm>
+                          <a:off x="0" y="0"/>
+                          <a:ext cx="47625" cy="47625"/>
+                        </a:xfrm>
+                        <a:custGeom>
+                          <a:avLst/>
+                          <a:gdLst/>
+                          <a:ahLst/>
+                          <a:cxnLst/>
+                          <a:rect l="l" t="t" r="r" b="b"/>
+                          <a:pathLst>
+                            <a:path w="47625" h="47625">
+                              <a:moveTo>
+                                <a:pt x="27141" y="47583"/>
+                              </a:moveTo>
+                              <a:lnTo>
+                                <a:pt x="20443" y="47583"/>
+                              </a:lnTo>
+                              <a:lnTo>
+                                <a:pt x="17437" y="46985"/>
+                              </a:lnTo>
+                              <a:lnTo>
+                                <a:pt x="0" y="27140"/>
+                              </a:lnTo>
+                              <a:lnTo>
+                                <a:pt x="0" y="24015"/>
+                              </a:lnTo>
+                              <a:lnTo>
+                                <a:pt x="0" y="20443"/>
+                              </a:lnTo>
+                              <a:lnTo>
+                                <a:pt x="20443" y="0"/>
+                              </a:lnTo>
+                              <a:lnTo>
+                                <a:pt x="27141" y="0"/>
+                              </a:lnTo>
+                              <a:lnTo>
+                                <a:pt x="47585" y="20443"/>
+                              </a:lnTo>
+                              <a:lnTo>
+                                <a:pt x="47585" y="27140"/>
+                              </a:lnTo>
+                              <a:lnTo>
+                                <a:pt x="30147" y="46985"/>
+                              </a:lnTo>
+                              <a:lnTo>
+                                <a:pt x="27141" y="47583"/>
+                              </a:lnTo>
+                              <a:close/>
+                            </a:path>
+                          </a:pathLst>
+                        </a:custGeom>
+                        <a:solidFill>
+                          <a:srgbClr val="2964AC"/>
+                        </a:solidFill>
+                      </wps:spPr>
+                      <wps:bodyPr wrap="square" lIns="0" tIns="0" rIns="0" bIns="0" rtlCol="0">
+                        <a:prstTxWarp prst="textNoShape">
+                          <a:avLst/>
+                        </a:prstTxWarp>
+                        <a:noAutofit/>
+                      </wps:bodyPr>
+                    </wps:wsp>
+                  </a:graphicData>
+                </a:graphic>
+              </wp:anchor>
+            </w:drawing>
+          </mc:Choice>
+          <mc:Fallback>
+            <w:pict>
+              <v:shape w14:anchorId="2A6264EE" id="Graphic 23" o:spid="_x0000_s1026" style="position:absolute;margin-left:3in;margin-top:6.4pt;width:3.75pt;height:3.75pt;z-index:251687936;visibility:visible;mso-wrap-style:square;mso-wrap-distance-left:0;mso-wrap-distance-top:0;mso-wrap-distance-right:0;mso-wrap-distance-bottom:0;mso-position-horizontal:absolute;mso-position-horizontal-relative:page;mso-position-vertical:absolute;mso-position-vertical-relative:text;v-text-anchor:top" coordsize="47625,47625" o:gfxdata="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" path="m27141,47583r-6698,l17437,46985,,27140,,24015,,20443,20443,r6698,l47585,20443r,6697l30147,46985r-3006,598xe" fillcolor="#2964ac" stroked="f">
+                <v:path arrowok="t"/>
+                <w10:wrap anchorx="page"/>
+              </v:shape>
+            </w:pict>
+          </mc:Fallback>
+        </mc:AlternateContent>
+      </w:r>
+      <w:r>
+        <w:rPr>
+          <w:rFonts w:asciiTheme="minorHAnsi" w:hAnsiTheme="minorHAnsi" w:cstheme="minorHAnsi"/>
+          <w:noProof/>
+        </w:rPr>
+        <mc:AlternateContent>
+          <mc:Choice Requires="wps">
+            <w:drawing>
+              <wp:anchor distT="0" distB="0" distL="0" distR="0" simplePos="0" relativeHeight="251686912" behindDoc="0" locked="0" layoutInCell="1" allowOverlap="1" wp14:anchorId="5484FB5C" wp14:editId="0CABCE98">
+                <wp:simplePos x="0" y="0"/>
+                <wp:positionH relativeFrom="page">
+                  <wp:posOffset>844918</wp:posOffset>
+                </wp:positionH>
+                <wp:positionV relativeFrom="paragraph">
+                  <wp:posOffset>83820</wp:posOffset>
+                </wp:positionV>
+                <wp:extent cx="47625" cy="47625"/>
+                <wp:effectExtent l="0" t="0" r="9525" b="9525"/>
+                <wp:wrapNone/>
+                <wp:docPr id="1889741700" name="Graphic 23"/>
+                <wp:cNvGraphicFramePr>
+                  <a:graphicFrameLocks xmlns:a="http://schemas.openxmlformats.org/drawingml/2006/main"/>
+                </wp:cNvGraphicFramePr>
+                <a:graphic xmlns:a="http://schemas.openxmlformats.org/drawingml/2006/main">
+                  <a:graphicData uri="http://schemas.microsoft.com/office/word/2010/wordprocessingShape">
+                    <wps:wsp>
+                      <wps:cNvSpPr>
+                        <a:spLocks/>
+                      </wps:cNvSpPr>
+                      <wps:spPr>
+                        <a:xfrm>
+                          <a:off x="0" y="0"/>
+                          <a:ext cx="47625" cy="47625"/>
+                        </a:xfrm>
+                        <a:custGeom>
+                          <a:avLst/>
+                          <a:gdLst/>
+                          <a:ahLst/>
+                          <a:cxnLst/>
+                          <a:rect l="l" t="t" r="r" b="b"/>
+                          <a:pathLst>
+                            <a:path w="47625" h="47625">
+                              <a:moveTo>
+                                <a:pt x="27141" y="47583"/>
+                              </a:moveTo>
+                              <a:lnTo>
+                                <a:pt x="20443" y="47583"/>
+                              </a:lnTo>
+                              <a:lnTo>
+                                <a:pt x="17437" y="46985"/>
+                              </a:lnTo>
+                              <a:lnTo>
+                                <a:pt x="0" y="27140"/>
+                              </a:lnTo>
+                              <a:lnTo>
+                                <a:pt x="0" y="24015"/>
+                              </a:lnTo>
+                              <a:lnTo>
+                                <a:pt x="0" y="20443"/>
+                              </a:lnTo>
+                              <a:lnTo>
+                                <a:pt x="20443" y="0"/>
+                              </a:lnTo>
+                              <a:lnTo>
+                                <a:pt x="27141" y="0"/>
+                              </a:lnTo>
+                              <a:lnTo>
+                                <a:pt x="47585" y="20443"/>
+                              </a:lnTo>
+                              <a:lnTo>
+                                <a:pt x="47585" y="27140"/>
+                              </a:lnTo>
+                              <a:lnTo>
+                                <a:pt x="30147" y="46985"/>
+                              </a:lnTo>
+                              <a:lnTo>
+                                <a:pt x="27141" y="47583"/>
+                              </a:lnTo>
+                              <a:close/>
+                            </a:path>
+                          </a:pathLst>
+                        </a:custGeom>
+                        <a:solidFill>
+                          <a:srgbClr val="2964AC"/>
+                        </a:solidFill>
+                      </wps:spPr>
+                      <wps:bodyPr wrap="square" lIns="0" tIns="0" rIns="0" bIns="0" rtlCol="0">
+                        <a:prstTxWarp prst="textNoShape">
+                          <a:avLst/>
+                        </a:prstTxWarp>
+                        <a:noAutofit/>
+                      </wps:bodyPr>
+                    </wps:wsp>
+                  </a:graphicData>
+                </a:graphic>
+              </wp:anchor>
+            </w:drawing>
+          </mc:Choice>
+          <mc:Fallback>
+            <w:pict>
+              <v:shape w14:anchorId="3E6D69EC" id="Graphic 23" o:spid="_x0000_s1026" style="position:absolute;margin-left:66.55pt;margin-top:6.6pt;width:3.75pt;height:3.75pt;z-index:251686912;visibility:visible;mso-wrap-style:square;mso-wrap-distance-left:0;mso-wrap-distance-top:0;mso-wrap-distance-right:0;mso-wrap-distance-bottom:0;mso-position-horizontal:absolute;mso-position-horizontal-relative:page;mso-position-vertical:absolute;mso-position-vertical-relative:text;v-text-anchor:top" coordsize="47625,47625" o:gfxdata="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" path="m27141,47583r-6698,l17437,46985,,27140,,24015,,20443,20443,r6698,l47585,20443r,6697l30147,46985r-3006,598xe" fillcolor="#2964ac" stroked="f">
+                <v:path arrowok="t"/>
+                <w10:wrap anchorx="page"/>
+              </v:shape>
+            </w:pict>
+          </mc:Fallback>
+        </mc:AlternateContent>
+      </w:r>
+      <w:r>
+        <w:rPr>
+          <w:rFonts w:asciiTheme="minorHAnsi" w:hAnsiTheme="minorHAnsi" w:cstheme="minorHAnsi"/>
+          <w:spacing w:val="-2"/>
+          <w:w w:val="95"/>
+        </w:rPr>
+        <w:t xml:space="preserve">                                    GenAI</w:t>
+      </w:r>
     </w:p>
     <w:p>
       <w:pPr>
         <w:pStyle w:val="BodyText"/>
-        <w:spacing w:line="271" w:lineRule="auto"/>
-        <w:ind w:left="415" w:right="7734"/>
-        <w:rPr>
-          <w:rFonts w:asciiTheme="minorHAnsi" w:hAnsiTheme="minorHAnsi" w:cstheme="minorHAnsi"/>
-          <w:spacing w:val="-4"/>
-          <w:w w:val="90"/>
+        <w:spacing w:before="37" w:line="285" w:lineRule="auto"/>
+        <w:ind w:left="415" w:right="4940"/>
+        <w:rPr>
+          <w:rFonts w:asciiTheme="minorHAnsi" w:hAnsiTheme="minorHAnsi" w:cstheme="minorHAnsi"/>
+          <w:spacing w:val="-2"/>
         </w:rPr>
       </w:pPr>
       <w:r>
@@ -6223,7 +7126,115 @@
         <mc:AlternateContent>
           <mc:Choice Requires="wps">
             <w:drawing>
-              <wp:anchor distT="0" distB="0" distL="0" distR="0" simplePos="0" relativeHeight="251679744" behindDoc="0" locked="0" layoutInCell="1" allowOverlap="1" wp14:anchorId="68F45A86" wp14:editId="0141AC10">
+              <wp:anchor distT="0" distB="0" distL="0" distR="0" simplePos="0" relativeHeight="251657728" behindDoc="0" locked="0" layoutInCell="1" allowOverlap="1" wp14:anchorId="65367122" wp14:editId="7A8F60EF">
+                <wp:simplePos x="0" y="0"/>
+                <wp:positionH relativeFrom="page">
+                  <wp:posOffset>2748915</wp:posOffset>
+                </wp:positionH>
+                <wp:positionV relativeFrom="paragraph">
+                  <wp:posOffset>93697</wp:posOffset>
+                </wp:positionV>
+                <wp:extent cx="47625" cy="47625"/>
+                <wp:effectExtent l="0" t="0" r="0" b="0"/>
+                <wp:wrapNone/>
+                <wp:docPr id="28" name="Graphic 28"/>
+                <wp:cNvGraphicFramePr>
+                  <a:graphicFrameLocks xmlns:a="http://schemas.openxmlformats.org/drawingml/2006/main"/>
+                </wp:cNvGraphicFramePr>
+                <a:graphic xmlns:a="http://schemas.openxmlformats.org/drawingml/2006/main">
+                  <a:graphicData uri="http://schemas.microsoft.com/office/word/2010/wordprocessingShape">
+                    <wps:wsp>
+                      <wps:cNvSpPr>
+                        <a:spLocks/>
+                      </wps:cNvSpPr>
+                      <wps:spPr>
+                        <a:xfrm>
+                          <a:off x="0" y="0"/>
+                          <a:ext cx="47625" cy="47625"/>
+                        </a:xfrm>
+                        <a:custGeom>
+                          <a:avLst/>
+                          <a:gdLst/>
+                          <a:ahLst/>
+                          <a:cxnLst/>
+                          <a:rect l="l" t="t" r="r" b="b"/>
+                          <a:pathLst>
+                            <a:path w="47625" h="47625">
+                              <a:moveTo>
+                                <a:pt x="27141" y="47583"/>
+                              </a:moveTo>
+                              <a:lnTo>
+                                <a:pt x="20443" y="47583"/>
+                              </a:lnTo>
+                              <a:lnTo>
+                                <a:pt x="17437" y="46985"/>
+                              </a:lnTo>
+                              <a:lnTo>
+                                <a:pt x="0" y="27139"/>
+                              </a:lnTo>
+                              <a:lnTo>
+                                <a:pt x="0" y="24015"/>
+                              </a:lnTo>
+                              <a:lnTo>
+                                <a:pt x="0" y="20443"/>
+                              </a:lnTo>
+                              <a:lnTo>
+                                <a:pt x="20443" y="0"/>
+                              </a:lnTo>
+                              <a:lnTo>
+                                <a:pt x="27141" y="0"/>
+                              </a:lnTo>
+                              <a:lnTo>
+                                <a:pt x="47585" y="20443"/>
+                              </a:lnTo>
+                              <a:lnTo>
+                                <a:pt x="47585" y="27139"/>
+                              </a:lnTo>
+                              <a:lnTo>
+                                <a:pt x="30147" y="46985"/>
+                              </a:lnTo>
+                              <a:lnTo>
+                                <a:pt x="27141" y="47583"/>
+                              </a:lnTo>
+                              <a:close/>
+                            </a:path>
+                          </a:pathLst>
+                        </a:custGeom>
+                        <a:solidFill>
+                          <a:srgbClr val="2964AC"/>
+                        </a:solidFill>
+                      </wps:spPr>
+                      <wps:bodyPr wrap="square" lIns="0" tIns="0" rIns="0" bIns="0" rtlCol="0">
+                        <a:prstTxWarp prst="textNoShape">
+                          <a:avLst/>
+                        </a:prstTxWarp>
+                        <a:noAutofit/>
+                      </wps:bodyPr>
+                    </wps:wsp>
+                  </a:graphicData>
+                </a:graphic>
+              </wp:anchor>
+            </w:drawing>
+          </mc:Choice>
+          <mc:Fallback>
+            <w:pict>
+              <v:shape w14:anchorId="2051A7E3" id="Graphic 28" o:spid="_x0000_s1026" style="position:absolute;margin-left:216.45pt;margin-top:7.4pt;width:3.75pt;height:3.75pt;z-index:251657728;visibility:visible;mso-wrap-style:square;mso-wrap-distance-left:0;mso-wrap-distance-top:0;mso-wrap-distance-right:0;mso-wrap-distance-bottom:0;mso-position-horizontal:absolute;mso-position-horizontal-relative:page;mso-position-vertical:absolute;mso-position-vertical-relative:text;v-text-anchor:top" coordsize="47625,47625" o:gfxdata="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" path="m27141,47583r-6698,l17437,46985,,27139,,24015,,20443,20443,r6698,l47585,20443r,6696l30147,46985r-3006,598xe" fillcolor="#2964ac" stroked="f">
+                <v:path arrowok="t"/>
+                <w10:wrap anchorx="page"/>
+              </v:shape>
+            </w:pict>
+          </mc:Fallback>
+        </mc:AlternateContent>
+      </w:r>
+      <w:r>
+        <w:rPr>
+          <w:rFonts w:asciiTheme="minorHAnsi" w:hAnsiTheme="minorHAnsi" w:cstheme="minorHAnsi"/>
+          <w:noProof/>
+        </w:rPr>
+        <mc:AlternateContent>
+          <mc:Choice Requires="wps">
+            <w:drawing>
+              <wp:anchor distT="0" distB="0" distL="0" distR="0" simplePos="0" relativeHeight="251661824" behindDoc="0" locked="0" layoutInCell="1" allowOverlap="1" wp14:anchorId="68F45A86" wp14:editId="0141AC10">
                 <wp:simplePos x="0" y="0"/>
                 <wp:positionH relativeFrom="page">
                   <wp:posOffset>844283</wp:posOffset>
@@ -6315,7 +7326,7 @@
           </mc:Choice>
           <mc:Fallback>
             <w:pict>
-              <v:shape w14:anchorId="30C8E6E3" id="Graphic 25" o:spid="_x0000_s1026" style="position:absolute;margin-left:66.5pt;margin-top:5.2pt;width:3.75pt;height:3pt;z-index:251679744;visibility:visible;mso-wrap-style:square;mso-wrap-distance-left:0;mso-wrap-distance-top:0;mso-wrap-distance-right:0;mso-wrap-distance-bottom:0;mso-position-horizontal:absolute;mso-position-horizontal-relative:page;mso-position-vertical:absolute;mso-position-vertical-relative:text;v-text-anchor:top" coordsize="47625,38100" o:gfxdata="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" path="m31075,38066r-14566,l14081,37582,,21557,,19034,,16509,16509,,31075,,47585,16509r,5048l33503,37582r-2428,484xe" fillcolor="#2964ac" stroked="f">
+              <v:shape w14:anchorId="5A4D39DE" id="Graphic 25" o:spid="_x0000_s1026" style="position:absolute;margin-left:66.5pt;margin-top:5.2pt;width:3.75pt;height:3pt;z-index:251661824;visibility:visible;mso-wrap-style:square;mso-wrap-distance-left:0;mso-wrap-distance-top:0;mso-wrap-distance-right:0;mso-wrap-distance-bottom:0;mso-position-horizontal:absolute;mso-position-horizontal-relative:page;mso-position-vertical:absolute;mso-position-vertical-relative:text;v-text-anchor:top" coordsize="47625,38100" o:gfxdata="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" path="m31075,38066r-14566,l14081,37582,,21557,,19034,,16509,16509,,31075,,47585,16509r,5048l33503,37582r-2428,484xe" fillcolor="#2964ac" stroked="f">
                 <v:path arrowok="t"/>
                 <w10:wrap anchorx="page"/>
               </v:shape>
@@ -6331,6 +7342,45 @@
         </w:rPr>
         <w:t>JMeter</w:t>
       </w:r>
+      <w:r>
+        <w:rPr>
+          <w:rFonts w:asciiTheme="minorHAnsi" w:hAnsiTheme="minorHAnsi" w:cstheme="minorHAnsi"/>
+          <w:spacing w:val="-4"/>
+          <w:w w:val="90"/>
+        </w:rPr>
+        <w:tab/>
+      </w:r>
+      <w:r>
+        <w:rPr>
+          <w:rFonts w:asciiTheme="minorHAnsi" w:hAnsiTheme="minorHAnsi" w:cstheme="minorHAnsi"/>
+          <w:spacing w:val="-4"/>
+          <w:w w:val="90"/>
+        </w:rPr>
+        <w:tab/>
+      </w:r>
+      <w:r>
+        <w:rPr>
+          <w:rFonts w:asciiTheme="minorHAnsi" w:hAnsiTheme="minorHAnsi" w:cstheme="minorHAnsi"/>
+          <w:spacing w:val="-4"/>
+          <w:w w:val="90"/>
+        </w:rPr>
+        <w:tab/>
+      </w:r>
+      <w:r>
+        <w:rPr>
+          <w:rFonts w:asciiTheme="minorHAnsi" w:hAnsiTheme="minorHAnsi" w:cstheme="minorHAnsi"/>
+          <w:spacing w:val="-4"/>
+          <w:w w:val="90"/>
+        </w:rPr>
+        <w:t xml:space="preserve">          </w:t>
+      </w:r>
+      <w:r>
+        <w:rPr>
+          <w:rFonts w:asciiTheme="minorHAnsi" w:hAnsiTheme="minorHAnsi" w:cstheme="minorHAnsi"/>
+          <w:spacing w:val="-2"/>
+        </w:rPr>
+        <w:t>MySQL</w:t>
+      </w:r>
     </w:p>
     <w:p>
       <w:pPr>
@@ -6349,7 +7399,7 @@
         <mc:AlternateContent>
           <mc:Choice Requires="wps">
             <w:drawing>
-              <wp:anchor distT="0" distB="0" distL="0" distR="0" simplePos="0" relativeHeight="251675648" behindDoc="0" locked="0" layoutInCell="1" allowOverlap="1" wp14:anchorId="4F728C12" wp14:editId="78747976">
+              <wp:anchor distT="0" distB="0" distL="0" distR="0" simplePos="0" relativeHeight="251658752" behindDoc="0" locked="0" layoutInCell="1" allowOverlap="1" wp14:anchorId="4F728C12" wp14:editId="78747976">
                 <wp:simplePos x="0" y="0"/>
                 <wp:positionH relativeFrom="page">
                   <wp:posOffset>846455</wp:posOffset>
@@ -6441,7 +7491,7 @@
           </mc:Choice>
           <mc:Fallback>
             <w:pict>
-              <v:shape w14:anchorId="2829B51E" id="Graphic 25" o:spid="_x0000_s1026" style="position:absolute;margin-left:66.65pt;margin-top:6.8pt;width:3.75pt;height:3pt;z-index:251675648;visibility:visible;mso-wrap-style:square;mso-wrap-distance-left:0;mso-wrap-distance-top:0;mso-wrap-distance-right:0;mso-wrap-distance-bottom:0;mso-position-horizontal:absolute;mso-position-horizontal-relative:page;mso-position-vertical:absolute;mso-position-vertical-relative:text;v-text-anchor:top" coordsize="47625,38100" o:gfxdata="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" path="m31075,38066r-14566,l14081,37582,,21557,,19034,,16509,16509,,31075,,47585,16509r,5048l33503,37582r-2428,484xe" fillcolor="#2964ac" stroked="f">
+              <v:shape w14:anchorId="7992E391" id="Graphic 25" o:spid="_x0000_s1026" style="position:absolute;margin-left:66.65pt;margin-top:6.8pt;width:3.75pt;height:3pt;z-index:251658752;visibility:visible;mso-wrap-style:square;mso-wrap-distance-left:0;mso-wrap-distance-top:0;mso-wrap-distance-right:0;mso-wrap-distance-bottom:0;mso-position-horizontal:absolute;mso-position-horizontal-relative:page;mso-position-vertical:absolute;mso-position-vertical-relative:text;v-text-anchor:top" coordsize="47625,38100" o:gfxdata="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" path="m31075,38066r-14566,l14081,37582,,21557,,19034,,16509,16509,,31075,,47585,16509r,5048l33503,37582r-2428,484xe" fillcolor="#2964ac" stroked="f">
                 <v:path arrowok="t"/>
                 <w10:wrap anchorx="page"/>
               </v:shape>
@@ -6474,7 +7524,7 @@
         <mc:AlternateContent>
           <mc:Choice Requires="wps">
             <w:drawing>
-              <wp:anchor distT="0" distB="0" distL="0" distR="0" simplePos="0" relativeHeight="251677696" behindDoc="0" locked="0" layoutInCell="1" allowOverlap="1" wp14:anchorId="276490E4" wp14:editId="58173964">
+              <wp:anchor distT="0" distB="0" distL="0" distR="0" simplePos="0" relativeHeight="251659776" behindDoc="0" locked="0" layoutInCell="1" allowOverlap="1" wp14:anchorId="276490E4" wp14:editId="58173964">
                 <wp:simplePos x="0" y="0"/>
                 <wp:positionH relativeFrom="page">
                   <wp:posOffset>847013</wp:posOffset>
@@ -6566,7 +7616,7 @@
           </mc:Choice>
           <mc:Fallback>
             <w:pict>
-              <v:shape w14:anchorId="6F9A4663" id="Graphic 26" o:spid="_x0000_s1026" style="position:absolute;margin-left:66.7pt;margin-top:8.7pt;width:3.75pt;height:3.75pt;z-index:251677696;visibility:visible;mso-wrap-style:square;mso-wrap-distance-left:0;mso-wrap-distance-top:0;mso-wrap-distance-right:0;mso-wrap-distance-bottom:0;mso-position-horizontal:absolute;mso-position-horizontal-relative:page;mso-position-vertical:absolute;mso-position-vertical-relative:text;v-text-anchor:top" coordsize="47625,47625" o:gfxdata="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" path="m27141,47583r-6698,l17437,46985,,27139,,24015,,20443,20443,r6698,l47585,20443r,6696l30147,46985r-3006,598xe" fillcolor="#2964ac" stroked="f">
+              <v:shape w14:anchorId="3720BBEE" id="Graphic 26" o:spid="_x0000_s1026" style="position:absolute;margin-left:66.7pt;margin-top:8.7pt;width:3.75pt;height:3.75pt;z-index:251659776;visibility:visible;mso-wrap-style:square;mso-wrap-distance-left:0;mso-wrap-distance-top:0;mso-wrap-distance-right:0;mso-wrap-distance-bottom:0;mso-position-horizontal:absolute;mso-position-horizontal-relative:page;mso-position-vertical:absolute;mso-position-vertical-relative:text;v-text-anchor:top" coordsize="47625,47625" o:gfxdata="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" path="m27141,47583r-6698,l17437,46985,,27139,,24015,,20443,20443,r6698,l47585,20443r,6696l30147,46985r-3006,598xe" fillcolor="#2964ac" stroked="f">
                 <v:path arrowok="t"/>
                 <w10:wrap anchorx="page"/>
               </v:shape>
@@ -6589,6 +7639,8 @@
         <w:ind w:left="415" w:right="7049"/>
         <w:rPr>
           <w:rFonts w:asciiTheme="minorHAnsi" w:hAnsiTheme="minorHAnsi" w:cstheme="minorHAnsi"/>
+          <w:spacing w:val="-2"/>
+          <w:w w:val="90"/>
         </w:rPr>
       </w:pPr>
       <w:r>
@@ -6599,7 +7651,7 @@
         <mc:AlternateContent>
           <mc:Choice Requires="wps">
             <w:drawing>
-              <wp:anchor distT="0" distB="0" distL="0" distR="0" simplePos="0" relativeHeight="251669504" behindDoc="0" locked="0" layoutInCell="1" allowOverlap="1" wp14:anchorId="0E01A4DF" wp14:editId="701EB5EE">
+              <wp:anchor distT="0" distB="0" distL="0" distR="0" simplePos="0" relativeHeight="251654656" behindDoc="0" locked="0" layoutInCell="1" allowOverlap="1" wp14:anchorId="0E01A4DF" wp14:editId="5D940EE7">
                 <wp:simplePos x="0" y="0"/>
                 <wp:positionH relativeFrom="page">
                   <wp:posOffset>847013</wp:posOffset>
@@ -6691,7 +7743,7 @@
           </mc:Choice>
           <mc:Fallback>
             <w:pict>
-              <v:shape w14:anchorId="2B915C86" id="Graphic 27" o:spid="_x0000_s1026" style="position:absolute;margin-left:66.7pt;margin-top:10.4pt;width:3.75pt;height:3.75pt;z-index:251669504;visibility:visible;mso-wrap-style:square;mso-wrap-distance-left:0;mso-wrap-distance-top:0;mso-wrap-distance-right:0;mso-wrap-distance-bottom:0;mso-position-horizontal:absolute;mso-position-horizontal-relative:page;mso-position-vertical:absolute;mso-position-vertical-relative:text;v-text-anchor:top" coordsize="47625,47625" o:gfxdata="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" path="m27141,47583r-6698,l17437,46985,,27139,,24015,,20443,20443,r6698,l47585,20443r,6696l30147,46985r-3006,598xe" fillcolor="#2964ac" stroked="f">
+              <v:shape w14:anchorId="6D2C281A" id="Graphic 27" o:spid="_x0000_s1026" style="position:absolute;margin-left:66.7pt;margin-top:10.4pt;width:3.75pt;height:3.75pt;z-index:251654656;visibility:visible;mso-wrap-style:square;mso-wrap-distance-left:0;mso-wrap-distance-top:0;mso-wrap-distance-right:0;mso-wrap-distance-bottom:0;mso-position-horizontal:absolute;mso-position-horizontal-relative:page;mso-position-vertical:absolute;mso-position-vertical-relative:text;v-text-anchor:top" coordsize="47625,47625" o:gfxdata="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" path="m27141,47583r-6698,l17437,46985,,27139,,24015,,20443,20443,r6698,l47585,20443r,6696l30147,46985r-3006,598xe" fillcolor="#2964ac" stroked="f">
                 <v:path arrowok="t"/>
                 <w10:wrap anchorx="page"/>
               </v:shape>
@@ -6702,114 +7754,6 @@
       <w:r>
         <w:rPr>
           <w:rFonts w:asciiTheme="minorHAnsi" w:hAnsiTheme="minorHAnsi" w:cstheme="minorHAnsi"/>
-          <w:noProof/>
-        </w:rPr>
-        <mc:AlternateContent>
-          <mc:Choice Requires="wps">
-            <w:drawing>
-              <wp:anchor distT="0" distB="0" distL="0" distR="0" simplePos="0" relativeHeight="251670528" behindDoc="0" locked="0" layoutInCell="1" allowOverlap="1" wp14:anchorId="65367122" wp14:editId="749F00FC">
-                <wp:simplePos x="0" y="0"/>
-                <wp:positionH relativeFrom="page">
-                  <wp:posOffset>847013</wp:posOffset>
-                </wp:positionH>
-                <wp:positionV relativeFrom="paragraph">
-                  <wp:posOffset>331864</wp:posOffset>
-                </wp:positionV>
-                <wp:extent cx="47625" cy="47625"/>
-                <wp:effectExtent l="0" t="0" r="0" b="0"/>
-                <wp:wrapNone/>
-                <wp:docPr id="28" name="Graphic 28"/>
-                <wp:cNvGraphicFramePr>
-                  <a:graphicFrameLocks xmlns:a="http://schemas.openxmlformats.org/drawingml/2006/main"/>
-                </wp:cNvGraphicFramePr>
-                <a:graphic xmlns:a="http://schemas.openxmlformats.org/drawingml/2006/main">
-                  <a:graphicData uri="http://schemas.microsoft.com/office/word/2010/wordprocessingShape">
-                    <wps:wsp>
-                      <wps:cNvSpPr>
-                        <a:spLocks/>
-                      </wps:cNvSpPr>
-                      <wps:spPr>
-                        <a:xfrm>
-                          <a:off x="0" y="0"/>
-                          <a:ext cx="47625" cy="47625"/>
-                        </a:xfrm>
-                        <a:custGeom>
-                          <a:avLst/>
-                          <a:gdLst/>
-                          <a:ahLst/>
-                          <a:cxnLst/>
-                          <a:rect l="l" t="t" r="r" b="b"/>
-                          <a:pathLst>
-                            <a:path w="47625" h="47625">
-                              <a:moveTo>
-                                <a:pt x="27141" y="47583"/>
-                              </a:moveTo>
-                              <a:lnTo>
-                                <a:pt x="20443" y="47583"/>
-                              </a:lnTo>
-                              <a:lnTo>
-                                <a:pt x="17437" y="46985"/>
-                              </a:lnTo>
-                              <a:lnTo>
-                                <a:pt x="0" y="27139"/>
-                              </a:lnTo>
-                              <a:lnTo>
-                                <a:pt x="0" y="24015"/>
-                              </a:lnTo>
-                              <a:lnTo>
-                                <a:pt x="0" y="20443"/>
-                              </a:lnTo>
-                              <a:lnTo>
-                                <a:pt x="20443" y="0"/>
-                              </a:lnTo>
-                              <a:lnTo>
-                                <a:pt x="27141" y="0"/>
-                              </a:lnTo>
-                              <a:lnTo>
-                                <a:pt x="47585" y="20443"/>
-                              </a:lnTo>
-                              <a:lnTo>
-                                <a:pt x="47585" y="27139"/>
-                              </a:lnTo>
-                              <a:lnTo>
-                                <a:pt x="30147" y="46985"/>
-                              </a:lnTo>
-                              <a:lnTo>
-                                <a:pt x="27141" y="47583"/>
-                              </a:lnTo>
-                              <a:close/>
-                            </a:path>
-                          </a:pathLst>
-                        </a:custGeom>
-                        <a:solidFill>
-                          <a:srgbClr val="2964AC"/>
-                        </a:solidFill>
-                      </wps:spPr>
-                      <wps:bodyPr wrap="square" lIns="0" tIns="0" rIns="0" bIns="0" rtlCol="0">
-                        <a:prstTxWarp prst="textNoShape">
-                          <a:avLst/>
-                        </a:prstTxWarp>
-                        <a:noAutofit/>
-                      </wps:bodyPr>
-                    </wps:wsp>
-                  </a:graphicData>
-                </a:graphic>
-              </wp:anchor>
-            </w:drawing>
-          </mc:Choice>
-          <mc:Fallback>
-            <w:pict>
-              <v:shape w14:anchorId="31C28A35" id="Graphic 28" o:spid="_x0000_s1026" style="position:absolute;margin-left:66.7pt;margin-top:26.15pt;width:3.75pt;height:3.75pt;z-index:251670528;visibility:visible;mso-wrap-style:square;mso-wrap-distance-left:0;mso-wrap-distance-top:0;mso-wrap-distance-right:0;mso-wrap-distance-bottom:0;mso-position-horizontal:absolute;mso-position-horizontal-relative:page;mso-position-vertical:absolute;mso-position-vertical-relative:text;v-text-anchor:top" coordsize="47625,47625" o:gfxdata="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" path="m27141,47583r-6698,l17437,46985,,27139,,24015,,20443,20443,r6698,l47585,20443r,6696l30147,46985r-3006,598xe" fillcolor="#2964ac" stroked="f">
-                <v:path arrowok="t"/>
-                <w10:wrap anchorx="page"/>
-              </v:shape>
-            </w:pict>
-          </mc:Fallback>
-        </mc:AlternateContent>
-      </w:r>
-      <w:r>
-        <w:rPr>
-          <w:rFonts w:asciiTheme="minorHAnsi" w:hAnsiTheme="minorHAnsi" w:cstheme="minorHAnsi"/>
           <w:spacing w:val="-2"/>
           <w:w w:val="90"/>
         </w:rPr>
@@ -6826,17 +7770,10 @@
       <w:r>
         <w:rPr>
           <w:rFonts w:asciiTheme="minorHAnsi" w:hAnsiTheme="minorHAnsi" w:cstheme="minorHAnsi"/>
-          <w:spacing w:val="-2"/>
+          <w:spacing w:val="-17"/>
           <w:w w:val="90"/>
         </w:rPr>
-        <w:t xml:space="preserve">Office </w:t>
-      </w:r>
-      <w:r>
-        <w:rPr>
-          <w:rFonts w:asciiTheme="minorHAnsi" w:hAnsiTheme="minorHAnsi" w:cstheme="minorHAnsi"/>
-          <w:spacing w:val="-2"/>
-        </w:rPr>
-        <w:t>MySQL</w:t>
+        <w:t>Excel</w:t>
       </w:r>
     </w:p>
     <w:p>
@@ -6910,18 +7847,30 @@
         <w:t>Date:</w:t>
       </w:r>
       <w:r>
+        <w:t xml:space="preserve"> </w:t>
+      </w:r>
+      <w:r>
+        <w:t>March</w:t>
+      </w:r>
+      <w:r>
+        <w:t xml:space="preserve"> 202</w:t>
+      </w:r>
+      <w:r>
+        <w:t>6</w:t>
+      </w:r>
+      <w:r>
+        <w:t>.</w:t>
+      </w:r>
+      <w:r>
         <w:tab/>
       </w:r>
       <w:r>
-        <w:t>June</w:t>
-      </w:r>
-      <w:r>
-        <w:t xml:space="preserve"> 2024.</w:t>
-      </w:r>
-      <w:r>
         <w:tab/>
       </w:r>
       <w:r>
+        <w:t xml:space="preserve">   </w:t>
+      </w:r>
+      <w:r>
         <w:tab/>
       </w:r>
       <w:r>
@@ -6934,11 +7883,14 @@
         <w:tab/>
       </w:r>
       <w:r>
+        <w:t xml:space="preserve">    </w:t>
+      </w:r>
+      <w:r>
         <w:tab/>
-      </w:r>
-      <w:r>
-        <w:tab/>
-        <w:t xml:space="preserve">    Signature</w:t>
+        <w:t xml:space="preserve">  </w:t>
+      </w:r>
+      <w:r>
+        <w:t>Signature</w:t>
       </w:r>
     </w:p>
     <w:p>
@@ -6947,7 +7899,10 @@
       </w:pPr>
       <w:r>
         <w:br/>
-        <w:t>Place: Kolkata</w:t>
+        <w:t xml:space="preserve">Place: </w:t>
+      </w:r>
+      <w:r>
+        <w:t>Hyderabad</w:t>
       </w:r>
       <w:r>
         <w:tab/>
@@ -6973,12 +7928,6 @@
           <w:noProof/>
         </w:rPr>
         <w:t xml:space="preserve"> </w:t>
-      </w:r>
-      <w:r>
-        <w:rPr>
-          <w:noProof/>
-        </w:rPr>
-        <w:tab/>
       </w:r>
       <w:r>
         <w:rPr>
@@ -7006,7 +7955,7 @@
                     <pic:cNvPicPr/>
                   </pic:nvPicPr>
                   <pic:blipFill>
-                    <a:blip r:embed="rId7" cstate="print">
+                    <a:blip r:embed="rId9" cstate="print">
                       <a:extLst>
                         <a:ext uri="{28A0092B-C50C-407E-A947-70E740481C1C}">
                           <a14:useLocalDpi xmlns:a14="http://schemas.microsoft.com/office/drawing/2010/main" val="0"/>
@@ -7063,16 +8012,6 @@
         <w:t xml:space="preserve">    Soham Sur</w:t>
       </w:r>
     </w:p>
-    <w:p>
-      <w:pPr>
-        <w:ind w:left="117" w:firstLine="603"/>
-      </w:pPr>
-    </w:p>
-    <w:p>
-      <w:pPr>
-        <w:ind w:left="117" w:firstLine="603"/>
-      </w:pPr>
-    </w:p>
     <w:sectPr>
       <w:type w:val="continuous"/>
       <w:pgSz w:w="11900" w:h="16840"/>
@@ -7084,7 +8023,7 @@
 </file>
 
 <file path=word/styles.xml><?xml version="1.0" encoding="utf-8"?>
-<w:styles xmlns:mc="http://schemas.openxmlformats.org/markup-compatibility/2006" xmlns:r="http://schemas.openxmlformats.org/officeDocument/2006/relationships" xmlns:w="http://schemas.openxmlformats.org/wordprocessingml/2006/main" xmlns:w14="http://schemas.microsoft.com/office/word/2010/wordml" xmlns:w15="http://schemas.microsoft.com/office/word/2012/wordml" xmlns:w16cex="http://schemas.microsoft.com/office/word/2018/wordml/cex" xmlns:w16cid="http://schemas.microsoft.com/office/word/2016/wordml/cid" xmlns:w16="http://schemas.microsoft.com/office/word/2018/wordml" xmlns:w16sdtdh="http://schemas.microsoft.com/office/word/2020/wordml/sdtdatahash" xmlns:w16se="http://schemas.microsoft.com/office/word/2015/wordml/symex" mc:Ignorable="w14 w15 w16se w16cid w16 w16cex w16sdtdh">
+<w:styles xmlns:mc="http://schemas.openxmlformats.org/markup-compatibility/2006" xmlns:r="http://schemas.openxmlformats.org/officeDocument/2006/relationships" xmlns:w="http://schemas.openxmlformats.org/wordprocessingml/2006/main" xmlns:w14="http://schemas.microsoft.com/office/word/2010/wordml" xmlns:w15="http://schemas.microsoft.com/office/word/2012/wordml" xmlns:w16cex="http://schemas.microsoft.com/office/word/2018/wordml/cex" xmlns:w16cid="http://schemas.microsoft.com/office/word/2016/wordml/cid" xmlns:w16="http://schemas.microsoft.com/office/word/2018/wordml" xmlns:w16du="http://schemas.microsoft.com/office/word/2023/wordml/word16du" xmlns:w16sdtdh="http://schemas.microsoft.com/office/word/2020/wordml/sdtdatahash" xmlns:w16sdtfl="http://schemas.microsoft.com/office/word/2024/wordml/sdtformatlock" xmlns:w16se="http://schemas.microsoft.com/office/word/2015/wordml/symex" mc:Ignorable="w14 w15 w16se w16cid w16 w16cex w16sdtdh w16sdtfl w16du">
   <w:docDefaults>
     <w:rPrDefault>
       <w:rPr>
@@ -7571,6 +8510,7 @@
   <w:style w:type="paragraph" w:styleId="BodyText">
     <w:name w:val="Body Text"/>
     <w:basedOn w:val="Normal"/>
+    <w:link w:val="BodyTextChar"/>
     <w:uiPriority w:val="1"/>
     <w:qFormat/>
     <w:pPr>
@@ -7633,6 +8573,18 @@
     <w:rPr>
       <w:color w:val="605E5C"/>
       <w:shd w:val="clear" w:color="auto" w:fill="E1DFDD"/>
+    </w:rPr>
+  </w:style>
+  <w:style w:type="character" w:customStyle="1" w:styleId="BodyTextChar">
+    <w:name w:val="Body Text Char"/>
+    <w:basedOn w:val="DefaultParagraphFont"/>
+    <w:link w:val="BodyText"/>
+    <w:uiPriority w:val="1"/>
+    <w:rsid w:val="00895CFC"/>
+    <w:rPr>
+      <w:rFonts w:ascii="Calibri" w:eastAsia="Calibri" w:hAnsi="Calibri" w:cs="Calibri"/>
+      <w:sz w:val="23"/>
+      <w:szCs w:val="23"/>
     </w:rPr>
   </w:style>
 </w:styles>
@@ -7919,4 +8871,22 @@
   <a:objectDefaults/>
   <a:extraClrSchemeLst/>
 </a:theme>
+</file>
+
+<file path=customXml/item1.xml><?xml version="1.0" encoding="utf-8"?>
+<b:Sources xmlns:b="http://schemas.openxmlformats.org/officeDocument/2006/bibliography" xmlns="http://schemas.openxmlformats.org/officeDocument/2006/bibliography" SelectedStyle="\APASixthEditionOfficeOnline.xsl" StyleName="APA" Version="6"/>
+</file>
+
+<file path=customXml/itemProps1.xml><?xml version="1.0" encoding="utf-8"?>
+<ds:datastoreItem xmlns:ds="http://schemas.openxmlformats.org/officeDocument/2006/customXml" ds:itemID="{D75E7799-BD4F-4D04-8F53-66A70BA01671}">
+  <ds:schemaRefs>
+    <ds:schemaRef ds:uri="http://schemas.openxmlformats.org/officeDocument/2006/bibliography"/>
+  </ds:schemaRefs>
+</ds:datastoreItem>
+</file>
+
+<file path=docMetadata/LabelInfo.xml><?xml version="1.0" encoding="utf-8"?>
+<clbl:labelList xmlns:clbl="http://schemas.microsoft.com/office/2020/mipLabelMetadata">
+  <clbl:label id="{589256c7-9946-44df-b379-51beb93fd2d9}" enabled="1" method="Privileged" siteId="{36da45f1-dd2c-4d1f-af13-5abe46b99921}" contentBits="0" removed="0"/>
+</clbl:labelList>
 </file>